--- a/docs/Capítulo 1 - Introducción (y objetivos).docx
+++ b/docs/Capítulo 1 - Introducción (y objetivos).docx
@@ -534,6 +534,23 @@
           <w:right w:val="nil"/>
           <w:between w:val="nil"/>
         </w:pBdr>
+        <w:jc w:val="both"/>
+        <w:rPr>
+          <w:rFonts w:ascii="Times New Roman" w:eastAsia="Times New Roman" w:hAnsi="Times New Roman" w:cs="Times New Roman"/>
+          <w:sz w:val="24"/>
+          <w:szCs w:val="24"/>
+        </w:rPr>
+      </w:pPr>
+    </w:p>
+    <w:p>
+      <w:pPr>
+        <w:pBdr>
+          <w:top w:val="nil"/>
+          <w:left w:val="nil"/>
+          <w:bottom w:val="nil"/>
+          <w:right w:val="nil"/>
+          <w:between w:val="nil"/>
+        </w:pBdr>
         <w:rPr>
           <w:b/>
           <w:sz w:val="36"/>
@@ -588,91 +605,233 @@
           <w:sz w:val="24"/>
           <w:szCs w:val="24"/>
         </w:rPr>
-        <w:t>Consiste en explicar los motivos que nos llevan a desarrollar este trabajo, que podrían ser muy diversos; algunos ejemplos: Modernización del sistema de información de una empresa u organización, cambios en las condiciones del mercado que requieren nuevas aplicaciones para poder ser competitivos, poder aplicar normas de calidad al proceso productivo y/o de gestión de la información, adaptar una aplicación a nuevas normas legales, etc...</w:t>
-      </w:r>
-    </w:p>
-    <w:p>
-      <w:pPr>
-        <w:pBdr>
-          <w:top w:val="nil"/>
-          <w:left w:val="nil"/>
-          <w:bottom w:val="nil"/>
-          <w:right w:val="nil"/>
-          <w:between w:val="nil"/>
-        </w:pBdr>
-        <w:jc w:val="both"/>
-        <w:rPr>
-          <w:rFonts w:ascii="Times New Roman" w:eastAsia="Times New Roman" w:hAnsi="Times New Roman" w:cs="Times New Roman"/>
-          <w:sz w:val="24"/>
-          <w:szCs w:val="24"/>
-        </w:rPr>
-      </w:pPr>
-    </w:p>
-    <w:p>
-      <w:pPr>
-        <w:pBdr>
-          <w:top w:val="nil"/>
-          <w:left w:val="nil"/>
-          <w:bottom w:val="nil"/>
-          <w:right w:val="nil"/>
-          <w:between w:val="nil"/>
-        </w:pBdr>
-        <w:jc w:val="both"/>
-        <w:rPr>
-          <w:rFonts w:ascii="Times New Roman" w:eastAsia="Times New Roman" w:hAnsi="Times New Roman" w:cs="Times New Roman"/>
-          <w:sz w:val="24"/>
-          <w:szCs w:val="24"/>
-        </w:rPr>
-      </w:pPr>
-      <w:r>
-        <w:rPr>
-          <w:rFonts w:ascii="Times New Roman" w:eastAsia="Times New Roman" w:hAnsi="Times New Roman" w:cs="Times New Roman"/>
-          <w:sz w:val="24"/>
-          <w:szCs w:val="24"/>
-        </w:rPr>
-        <w:t>Otra posible razón para realizar un proyecto en concreto podría ser una motivación personal del alumno que lo realiza. Quien tenga una idea de aplicación que desee implementar, si dicha aplicación tiene la suficiente envergadura y/o complejidad, dicho desarrollo puede constituir el proyecto fin de grado del alumno. Sería un valor añadido (aunque no necesariamente obligatorio) que dicha aplicación pudiera convertirse en un producto explotable o vendible que pudiera llegar a proporcionar al alumno algún beneficio más allá de la obtención de su título de grado.</w:t>
-      </w:r>
-    </w:p>
-    <w:p>
-      <w:pPr>
-        <w:pBdr>
-          <w:top w:val="nil"/>
-          <w:left w:val="nil"/>
-          <w:bottom w:val="nil"/>
-          <w:right w:val="nil"/>
-          <w:between w:val="nil"/>
-        </w:pBdr>
-        <w:jc w:val="both"/>
-        <w:rPr>
-          <w:rFonts w:ascii="Times New Roman" w:eastAsia="Times New Roman" w:hAnsi="Times New Roman" w:cs="Times New Roman"/>
-          <w:sz w:val="24"/>
-          <w:szCs w:val="24"/>
-        </w:rPr>
-      </w:pPr>
-    </w:p>
-    <w:p>
-      <w:pPr>
-        <w:pBdr>
-          <w:top w:val="nil"/>
-          <w:left w:val="nil"/>
-          <w:bottom w:val="nil"/>
-          <w:right w:val="nil"/>
-          <w:between w:val="nil"/>
-        </w:pBdr>
-        <w:jc w:val="both"/>
-        <w:rPr>
-          <w:rFonts w:ascii="Times New Roman" w:eastAsia="Times New Roman" w:hAnsi="Times New Roman" w:cs="Times New Roman"/>
-          <w:sz w:val="24"/>
-          <w:szCs w:val="24"/>
-        </w:rPr>
-      </w:pPr>
-      <w:r>
-        <w:rPr>
-          <w:rFonts w:ascii="Times New Roman" w:eastAsia="Times New Roman" w:hAnsi="Times New Roman" w:cs="Times New Roman"/>
-          <w:sz w:val="24"/>
-          <w:szCs w:val="24"/>
-        </w:rPr>
-        <w:t>Si fuera necesario o el alumno lo viera conveniente, este apartado de “justificación del proyecto” se puede estructurar en varios subapartados para hacer hincapié en diferentes cuestiones o facetas sobre las razones que motivaron la realización del trabajo.</w:t>
+        <w:t>Tal y como se</w:t>
+      </w:r>
+      <w:r>
+        <w:rPr>
+          <w:rFonts w:ascii="Times New Roman" w:eastAsia="Times New Roman" w:hAnsi="Times New Roman" w:cs="Times New Roman"/>
+          <w:sz w:val="24"/>
+          <w:szCs w:val="24"/>
+        </w:rPr>
+        <w:t xml:space="preserve"> ha comentado en el apartado anterior, actualmente </w:t>
+      </w:r>
+      <w:r>
+        <w:rPr>
+          <w:rFonts w:ascii="Times New Roman" w:eastAsia="Times New Roman" w:hAnsi="Times New Roman" w:cs="Times New Roman"/>
+          <w:sz w:val="24"/>
+          <w:szCs w:val="24"/>
+        </w:rPr>
+        <w:t>pueden existir</w:t>
+      </w:r>
+      <w:r>
+        <w:rPr>
+          <w:rFonts w:ascii="Times New Roman" w:eastAsia="Times New Roman" w:hAnsi="Times New Roman" w:cs="Times New Roman"/>
+          <w:sz w:val="24"/>
+          <w:szCs w:val="24"/>
+        </w:rPr>
+        <w:t xml:space="preserve"> problema</w:t>
+      </w:r>
+      <w:r>
+        <w:rPr>
+          <w:rFonts w:ascii="Times New Roman" w:eastAsia="Times New Roman" w:hAnsi="Times New Roman" w:cs="Times New Roman"/>
+          <w:sz w:val="24"/>
+          <w:szCs w:val="24"/>
+        </w:rPr>
+        <w:t>s</w:t>
+      </w:r>
+      <w:r>
+        <w:rPr>
+          <w:rFonts w:ascii="Times New Roman" w:eastAsia="Times New Roman" w:hAnsi="Times New Roman" w:cs="Times New Roman"/>
+          <w:sz w:val="24"/>
+          <w:szCs w:val="24"/>
+        </w:rPr>
+        <w:t xml:space="preserve"> de coordinación y organización en los hogares a la hora </w:t>
+      </w:r>
+      <w:r>
+        <w:rPr>
+          <w:rFonts w:ascii="Times New Roman" w:eastAsia="Times New Roman" w:hAnsi="Times New Roman" w:cs="Times New Roman"/>
+          <w:sz w:val="24"/>
+          <w:szCs w:val="24"/>
+        </w:rPr>
+        <w:t>de gestionar el</w:t>
+      </w:r>
+      <w:r>
+        <w:rPr>
+          <w:rFonts w:ascii="Times New Roman" w:eastAsia="Times New Roman" w:hAnsi="Times New Roman" w:cs="Times New Roman"/>
+          <w:sz w:val="24"/>
+          <w:szCs w:val="24"/>
+        </w:rPr>
+        <w:t xml:space="preserve"> cuidado</w:t>
+      </w:r>
+      <w:r>
+        <w:rPr>
+          <w:rFonts w:ascii="Times New Roman" w:eastAsia="Times New Roman" w:hAnsi="Times New Roman" w:cs="Times New Roman"/>
+          <w:sz w:val="24"/>
+          <w:szCs w:val="24"/>
+        </w:rPr>
+        <w:t xml:space="preserve"> </w:t>
+      </w:r>
+      <w:r>
+        <w:rPr>
+          <w:rFonts w:ascii="Times New Roman" w:eastAsia="Times New Roman" w:hAnsi="Times New Roman" w:cs="Times New Roman"/>
+          <w:sz w:val="24"/>
+          <w:szCs w:val="24"/>
+        </w:rPr>
+        <w:t>de las mascotas</w:t>
+      </w:r>
+      <w:r>
+        <w:rPr>
+          <w:rFonts w:ascii="Times New Roman" w:eastAsia="Times New Roman" w:hAnsi="Times New Roman" w:cs="Times New Roman"/>
+          <w:sz w:val="24"/>
+          <w:szCs w:val="24"/>
+        </w:rPr>
+        <w:t xml:space="preserve"> cuando varias personas participan en estas tareas</w:t>
+      </w:r>
+      <w:r>
+        <w:rPr>
+          <w:rFonts w:ascii="Times New Roman" w:eastAsia="Times New Roman" w:hAnsi="Times New Roman" w:cs="Times New Roman"/>
+          <w:sz w:val="24"/>
+          <w:szCs w:val="24"/>
+        </w:rPr>
+        <w:t xml:space="preserve">. </w:t>
+      </w:r>
+      <w:r>
+        <w:rPr>
+          <w:rFonts w:ascii="Times New Roman" w:eastAsia="Times New Roman" w:hAnsi="Times New Roman" w:cs="Times New Roman"/>
+          <w:sz w:val="24"/>
+          <w:szCs w:val="24"/>
+        </w:rPr>
+        <w:t>Esta situación puede dar lugar a errores en la administración de medicación, olvidos en determinadas rutinas o dificultades para mantener un seguimiento adecuado del estado del animal.</w:t>
+      </w:r>
+    </w:p>
+    <w:p>
+      <w:pPr>
+        <w:pBdr>
+          <w:top w:val="nil"/>
+          <w:left w:val="nil"/>
+          <w:bottom w:val="nil"/>
+          <w:right w:val="nil"/>
+          <w:between w:val="nil"/>
+        </w:pBdr>
+        <w:jc w:val="both"/>
+        <w:rPr>
+          <w:rFonts w:ascii="Times New Roman" w:eastAsia="Times New Roman" w:hAnsi="Times New Roman" w:cs="Times New Roman"/>
+          <w:sz w:val="24"/>
+          <w:szCs w:val="24"/>
+        </w:rPr>
+      </w:pPr>
+    </w:p>
+    <w:p>
+      <w:pPr>
+        <w:pBdr>
+          <w:top w:val="nil"/>
+          <w:left w:val="nil"/>
+          <w:bottom w:val="nil"/>
+          <w:right w:val="nil"/>
+          <w:between w:val="nil"/>
+        </w:pBdr>
+        <w:jc w:val="both"/>
+        <w:rPr>
+          <w:rFonts w:ascii="Times New Roman" w:eastAsia="Times New Roman" w:hAnsi="Times New Roman" w:cs="Times New Roman"/>
+          <w:sz w:val="24"/>
+          <w:szCs w:val="24"/>
+        </w:rPr>
+      </w:pPr>
+      <w:r>
+        <w:rPr>
+          <w:rFonts w:ascii="Times New Roman" w:eastAsia="Times New Roman" w:hAnsi="Times New Roman" w:cs="Times New Roman"/>
+          <w:sz w:val="24"/>
+          <w:szCs w:val="24"/>
+        </w:rPr>
+        <w:t>A</w:t>
+      </w:r>
+      <w:r>
+        <w:rPr>
+          <w:rFonts w:ascii="Times New Roman" w:eastAsia="Times New Roman" w:hAnsi="Times New Roman" w:cs="Times New Roman"/>
+          <w:sz w:val="24"/>
+          <w:szCs w:val="24"/>
+        </w:rPr>
+        <w:t xml:space="preserve"> partir de </w:t>
+      </w:r>
+      <w:r>
+        <w:rPr>
+          <w:rFonts w:ascii="Times New Roman" w:eastAsia="Times New Roman" w:hAnsi="Times New Roman" w:cs="Times New Roman"/>
+          <w:sz w:val="24"/>
+          <w:szCs w:val="24"/>
+        </w:rPr>
+        <w:t xml:space="preserve">la observación directa de esta problemática surge la idea de </w:t>
+      </w:r>
+      <w:r>
+        <w:rPr>
+          <w:rFonts w:ascii="Times New Roman" w:eastAsia="Times New Roman" w:hAnsi="Times New Roman" w:cs="Times New Roman"/>
+          <w:sz w:val="24"/>
+          <w:szCs w:val="24"/>
+        </w:rPr>
+        <w:t>desarroll</w:t>
+      </w:r>
+      <w:r>
+        <w:rPr>
+          <w:rFonts w:ascii="Times New Roman" w:eastAsia="Times New Roman" w:hAnsi="Times New Roman" w:cs="Times New Roman"/>
+          <w:sz w:val="24"/>
+          <w:szCs w:val="24"/>
+        </w:rPr>
+        <w:t>ar</w:t>
+      </w:r>
+      <w:r>
+        <w:rPr>
+          <w:rFonts w:ascii="Times New Roman" w:eastAsia="Times New Roman" w:hAnsi="Times New Roman" w:cs="Times New Roman"/>
+          <w:sz w:val="24"/>
+          <w:szCs w:val="24"/>
+        </w:rPr>
+        <w:t xml:space="preserve"> una herramienta </w:t>
+      </w:r>
+      <w:r>
+        <w:rPr>
+          <w:rFonts w:ascii="Times New Roman" w:eastAsia="Times New Roman" w:hAnsi="Times New Roman" w:cs="Times New Roman"/>
+          <w:sz w:val="24"/>
+          <w:szCs w:val="24"/>
+        </w:rPr>
+        <w:t>que permita mejorar la organización y coordinación entre los distintos cuidadores</w:t>
+      </w:r>
+      <w:r>
+        <w:rPr>
+          <w:rFonts w:ascii="Times New Roman" w:eastAsia="Times New Roman" w:hAnsi="Times New Roman" w:cs="Times New Roman"/>
+          <w:sz w:val="24"/>
+          <w:szCs w:val="24"/>
+        </w:rPr>
+        <w:t>.</w:t>
+      </w:r>
+      <w:r>
+        <w:rPr>
+          <w:rFonts w:ascii="Times New Roman" w:eastAsia="Times New Roman" w:hAnsi="Times New Roman" w:cs="Times New Roman"/>
+          <w:sz w:val="24"/>
+          <w:szCs w:val="24"/>
+        </w:rPr>
+        <w:t xml:space="preserve"> </w:t>
+      </w:r>
+      <w:r>
+        <w:rPr>
+          <w:rFonts w:ascii="Times New Roman" w:eastAsia="Times New Roman" w:hAnsi="Times New Roman" w:cs="Times New Roman"/>
+          <w:sz w:val="24"/>
+          <w:szCs w:val="24"/>
+        </w:rPr>
+        <w:t>De esta manera</w:t>
+      </w:r>
+      <w:r>
+        <w:rPr>
+          <w:rFonts w:ascii="Times New Roman" w:eastAsia="Times New Roman" w:hAnsi="Times New Roman" w:cs="Times New Roman"/>
+          <w:sz w:val="24"/>
+          <w:szCs w:val="24"/>
+        </w:rPr>
+        <w:t>, se pretende facilitar la gestión del cuidado de las mascotas mediante una solución tecnológica que centralice la información y permita registrar las acciones realizadas, reduciendo así la probabilidad de errores y mejorando el seguimiento del bienestar animal</w:t>
+      </w:r>
+      <w:r>
+        <w:rPr>
+          <w:rFonts w:ascii="Times New Roman" w:eastAsia="Times New Roman" w:hAnsi="Times New Roman" w:cs="Times New Roman"/>
+          <w:sz w:val="24"/>
+          <w:szCs w:val="24"/>
+        </w:rPr>
+        <w:t>.</w:t>
       </w:r>
     </w:p>
     <w:p>
@@ -730,207 +889,231 @@
           <w:sz w:val="28"/>
           <w:szCs w:val="28"/>
         </w:rPr>
-        <w:t>1.2.1.- Justificación - subapartado 1</w:t>
-      </w:r>
-    </w:p>
-    <w:p>
-      <w:pPr>
-        <w:pBdr>
-          <w:top w:val="nil"/>
-          <w:left w:val="nil"/>
-          <w:bottom w:val="nil"/>
-          <w:right w:val="nil"/>
-          <w:between w:val="nil"/>
-        </w:pBdr>
-        <w:jc w:val="both"/>
-        <w:rPr>
-          <w:rFonts w:ascii="Times New Roman" w:eastAsia="Times New Roman" w:hAnsi="Times New Roman" w:cs="Times New Roman"/>
-          <w:sz w:val="24"/>
-          <w:szCs w:val="24"/>
-        </w:rPr>
-      </w:pPr>
-    </w:p>
-    <w:p>
-      <w:pPr>
-        <w:pBdr>
-          <w:top w:val="nil"/>
-          <w:left w:val="nil"/>
-          <w:bottom w:val="nil"/>
-          <w:right w:val="nil"/>
-          <w:between w:val="nil"/>
-        </w:pBdr>
-        <w:jc w:val="both"/>
-        <w:rPr>
-          <w:rFonts w:ascii="Times New Roman" w:eastAsia="Times New Roman" w:hAnsi="Times New Roman" w:cs="Times New Roman"/>
-          <w:sz w:val="24"/>
-          <w:szCs w:val="24"/>
-        </w:rPr>
-      </w:pPr>
-      <w:r>
-        <w:rPr>
-          <w:rFonts w:ascii="Times New Roman" w:eastAsia="Times New Roman" w:hAnsi="Times New Roman" w:cs="Times New Roman"/>
-          <w:sz w:val="24"/>
-          <w:szCs w:val="24"/>
-        </w:rPr>
-        <w:t>Texto del subapartado 1.2.1</w:t>
-      </w:r>
-    </w:p>
-    <w:p>
-      <w:pPr>
-        <w:pBdr>
-          <w:top w:val="nil"/>
-          <w:left w:val="nil"/>
-          <w:bottom w:val="nil"/>
-          <w:right w:val="nil"/>
-          <w:between w:val="nil"/>
-        </w:pBdr>
-        <w:jc w:val="both"/>
-        <w:rPr>
-          <w:rFonts w:ascii="Times New Roman" w:eastAsia="Times New Roman" w:hAnsi="Times New Roman" w:cs="Times New Roman"/>
-          <w:sz w:val="24"/>
-          <w:szCs w:val="24"/>
-        </w:rPr>
-      </w:pPr>
-    </w:p>
-    <w:p>
-      <w:pPr>
-        <w:pBdr>
-          <w:top w:val="nil"/>
-          <w:left w:val="nil"/>
-          <w:bottom w:val="nil"/>
-          <w:right w:val="nil"/>
-          <w:between w:val="nil"/>
-        </w:pBdr>
-        <w:jc w:val="both"/>
-        <w:rPr>
-          <w:rFonts w:ascii="Times New Roman" w:eastAsia="Times New Roman" w:hAnsi="Times New Roman" w:cs="Times New Roman"/>
-          <w:sz w:val="24"/>
-          <w:szCs w:val="24"/>
-        </w:rPr>
-      </w:pPr>
-    </w:p>
-    <w:p>
-      <w:pPr>
-        <w:pBdr>
-          <w:top w:val="nil"/>
-          <w:left w:val="nil"/>
-          <w:bottom w:val="nil"/>
-          <w:right w:val="nil"/>
-          <w:between w:val="nil"/>
-        </w:pBdr>
+        <w:t xml:space="preserve">1.2.1.- </w:t>
+      </w:r>
+      <w:r>
         <w:rPr>
           <w:b/>
           <w:sz w:val="28"/>
           <w:szCs w:val="28"/>
         </w:rPr>
-      </w:pPr>
-      <w:r>
+        <w:t>Necesidad de mejora en la gestión del cuidado de mascotas</w:t>
+      </w:r>
+    </w:p>
+    <w:p>
+      <w:pPr>
+        <w:pBdr>
+          <w:top w:val="nil"/>
+          <w:left w:val="nil"/>
+          <w:bottom w:val="nil"/>
+          <w:right w:val="nil"/>
+          <w:between w:val="nil"/>
+        </w:pBdr>
+        <w:jc w:val="both"/>
+        <w:rPr>
+          <w:rFonts w:ascii="Times New Roman" w:eastAsia="Times New Roman" w:hAnsi="Times New Roman" w:cs="Times New Roman"/>
+          <w:sz w:val="24"/>
+          <w:szCs w:val="24"/>
+        </w:rPr>
+      </w:pPr>
+    </w:p>
+    <w:p>
+      <w:pPr>
+        <w:pBdr>
+          <w:top w:val="nil"/>
+          <w:left w:val="nil"/>
+          <w:bottom w:val="nil"/>
+          <w:right w:val="nil"/>
+          <w:between w:val="nil"/>
+        </w:pBdr>
+        <w:jc w:val="both"/>
+        <w:rPr>
+          <w:rFonts w:ascii="Times New Roman" w:eastAsia="Times New Roman" w:hAnsi="Times New Roman" w:cs="Times New Roman"/>
+          <w:sz w:val="24"/>
+          <w:szCs w:val="24"/>
+        </w:rPr>
+      </w:pPr>
+    </w:p>
+    <w:p>
+      <w:pPr>
+        <w:pBdr>
+          <w:top w:val="nil"/>
+          <w:left w:val="nil"/>
+          <w:bottom w:val="nil"/>
+          <w:right w:val="nil"/>
+          <w:between w:val="nil"/>
+        </w:pBdr>
+        <w:jc w:val="both"/>
+        <w:rPr>
+          <w:rFonts w:ascii="Times New Roman" w:eastAsia="Times New Roman" w:hAnsi="Times New Roman" w:cs="Times New Roman"/>
+          <w:sz w:val="24"/>
+          <w:szCs w:val="24"/>
+        </w:rPr>
+      </w:pPr>
+    </w:p>
+    <w:p>
+      <w:pPr>
+        <w:pBdr>
+          <w:top w:val="nil"/>
+          <w:left w:val="nil"/>
+          <w:bottom w:val="nil"/>
+          <w:right w:val="nil"/>
+          <w:between w:val="nil"/>
+        </w:pBdr>
+        <w:jc w:val="both"/>
+        <w:rPr>
+          <w:rFonts w:ascii="Times New Roman" w:eastAsia="Times New Roman" w:hAnsi="Times New Roman" w:cs="Times New Roman"/>
+          <w:sz w:val="24"/>
+          <w:szCs w:val="24"/>
+        </w:rPr>
+      </w:pPr>
+    </w:p>
+    <w:p>
+      <w:pPr>
+        <w:pBdr>
+          <w:top w:val="nil"/>
+          <w:left w:val="nil"/>
+          <w:bottom w:val="nil"/>
+          <w:right w:val="nil"/>
+          <w:between w:val="nil"/>
+        </w:pBdr>
         <w:rPr>
           <w:b/>
           <w:sz w:val="28"/>
           <w:szCs w:val="28"/>
         </w:rPr>
-        <w:t>1.2.2.- Justificación - subapartado 2</w:t>
-      </w:r>
-    </w:p>
-    <w:p>
-      <w:pPr>
-        <w:pBdr>
-          <w:top w:val="nil"/>
-          <w:left w:val="nil"/>
-          <w:bottom w:val="nil"/>
-          <w:right w:val="nil"/>
-          <w:between w:val="nil"/>
-        </w:pBdr>
-        <w:jc w:val="both"/>
-        <w:rPr>
-          <w:rFonts w:ascii="Times New Roman" w:eastAsia="Times New Roman" w:hAnsi="Times New Roman" w:cs="Times New Roman"/>
-          <w:sz w:val="24"/>
-          <w:szCs w:val="24"/>
-        </w:rPr>
-      </w:pPr>
-    </w:p>
-    <w:p>
-      <w:pPr>
-        <w:pBdr>
-          <w:top w:val="nil"/>
-          <w:left w:val="nil"/>
-          <w:bottom w:val="nil"/>
-          <w:right w:val="nil"/>
-          <w:between w:val="nil"/>
-        </w:pBdr>
-        <w:jc w:val="both"/>
-        <w:rPr>
-          <w:rFonts w:ascii="Times New Roman" w:eastAsia="Times New Roman" w:hAnsi="Times New Roman" w:cs="Times New Roman"/>
-          <w:sz w:val="24"/>
-          <w:szCs w:val="24"/>
-        </w:rPr>
-      </w:pPr>
-      <w:r>
-        <w:rPr>
-          <w:rFonts w:ascii="Times New Roman" w:eastAsia="Times New Roman" w:hAnsi="Times New Roman" w:cs="Times New Roman"/>
-          <w:sz w:val="24"/>
-          <w:szCs w:val="24"/>
-        </w:rPr>
-        <w:t>Texto del subapartado 1.2.2</w:t>
-      </w:r>
-    </w:p>
-    <w:p>
-      <w:pPr>
-        <w:pBdr>
-          <w:top w:val="nil"/>
-          <w:left w:val="nil"/>
-          <w:bottom w:val="nil"/>
-          <w:right w:val="nil"/>
-          <w:between w:val="nil"/>
-        </w:pBdr>
-        <w:jc w:val="both"/>
-        <w:rPr>
-          <w:rFonts w:ascii="Times New Roman" w:eastAsia="Times New Roman" w:hAnsi="Times New Roman" w:cs="Times New Roman"/>
-          <w:sz w:val="24"/>
-          <w:szCs w:val="24"/>
-        </w:rPr>
-      </w:pPr>
-    </w:p>
-    <w:p>
-      <w:pPr>
-        <w:pBdr>
-          <w:top w:val="nil"/>
-          <w:left w:val="nil"/>
-          <w:bottom w:val="nil"/>
-          <w:right w:val="nil"/>
-          <w:between w:val="nil"/>
-        </w:pBdr>
-        <w:jc w:val="both"/>
-        <w:rPr>
-          <w:rFonts w:ascii="Times New Roman" w:eastAsia="Times New Roman" w:hAnsi="Times New Roman" w:cs="Times New Roman"/>
-          <w:sz w:val="24"/>
-          <w:szCs w:val="24"/>
-        </w:rPr>
-      </w:pPr>
-    </w:p>
-    <w:p>
-      <w:pPr>
-        <w:pBdr>
-          <w:top w:val="nil"/>
-          <w:left w:val="nil"/>
-          <w:bottom w:val="nil"/>
-          <w:right w:val="nil"/>
-          <w:between w:val="nil"/>
-        </w:pBdr>
+      </w:pPr>
+      <w:r>
         <w:rPr>
           <w:b/>
           <w:sz w:val="28"/>
           <w:szCs w:val="28"/>
         </w:rPr>
-      </w:pPr>
+        <w:t xml:space="preserve">1.2.2.- </w:t>
+      </w:r>
       <w:r>
         <w:rPr>
           <w:b/>
           <w:sz w:val="28"/>
           <w:szCs w:val="28"/>
         </w:rPr>
-        <w:t>1.2.3.- …</w:t>
+        <w:t>Interés tecnológico del proyecto</w:t>
+      </w:r>
+    </w:p>
+    <w:p>
+      <w:pPr>
+        <w:pBdr>
+          <w:top w:val="nil"/>
+          <w:left w:val="nil"/>
+          <w:bottom w:val="nil"/>
+          <w:right w:val="nil"/>
+          <w:between w:val="nil"/>
+        </w:pBdr>
+        <w:jc w:val="both"/>
+        <w:rPr>
+          <w:rFonts w:ascii="Times New Roman" w:eastAsia="Times New Roman" w:hAnsi="Times New Roman" w:cs="Times New Roman"/>
+          <w:sz w:val="24"/>
+          <w:szCs w:val="24"/>
+        </w:rPr>
+      </w:pPr>
+    </w:p>
+    <w:p>
+      <w:pPr>
+        <w:pBdr>
+          <w:top w:val="nil"/>
+          <w:left w:val="nil"/>
+          <w:bottom w:val="nil"/>
+          <w:right w:val="nil"/>
+          <w:between w:val="nil"/>
+        </w:pBdr>
+        <w:jc w:val="both"/>
+        <w:rPr>
+          <w:rFonts w:ascii="Times New Roman" w:eastAsia="Times New Roman" w:hAnsi="Times New Roman" w:cs="Times New Roman"/>
+          <w:sz w:val="24"/>
+          <w:szCs w:val="24"/>
+        </w:rPr>
+      </w:pPr>
+      <w:r>
+        <w:rPr>
+          <w:rFonts w:ascii="Times New Roman" w:eastAsia="Times New Roman" w:hAnsi="Times New Roman" w:cs="Times New Roman"/>
+          <w:sz w:val="24"/>
+          <w:szCs w:val="24"/>
+        </w:rPr>
+        <w:t>Texto del subapartado 1.2.2</w:t>
+      </w:r>
+    </w:p>
+    <w:p>
+      <w:pPr>
+        <w:pBdr>
+          <w:top w:val="nil"/>
+          <w:left w:val="nil"/>
+          <w:bottom w:val="nil"/>
+          <w:right w:val="nil"/>
+          <w:between w:val="nil"/>
+        </w:pBdr>
+        <w:jc w:val="both"/>
+        <w:rPr>
+          <w:rFonts w:ascii="Times New Roman" w:eastAsia="Times New Roman" w:hAnsi="Times New Roman" w:cs="Times New Roman"/>
+          <w:sz w:val="24"/>
+          <w:szCs w:val="24"/>
+        </w:rPr>
+      </w:pPr>
+    </w:p>
+    <w:p>
+      <w:pPr>
+        <w:pBdr>
+          <w:top w:val="nil"/>
+          <w:left w:val="nil"/>
+          <w:bottom w:val="nil"/>
+          <w:right w:val="nil"/>
+          <w:between w:val="nil"/>
+        </w:pBdr>
+        <w:jc w:val="both"/>
+        <w:rPr>
+          <w:rFonts w:ascii="Times New Roman" w:eastAsia="Times New Roman" w:hAnsi="Times New Roman" w:cs="Times New Roman"/>
+          <w:sz w:val="24"/>
+          <w:szCs w:val="24"/>
+        </w:rPr>
+      </w:pPr>
+    </w:p>
+    <w:p>
+      <w:pPr>
+        <w:pBdr>
+          <w:top w:val="nil"/>
+          <w:left w:val="nil"/>
+          <w:bottom w:val="nil"/>
+          <w:right w:val="nil"/>
+          <w:between w:val="nil"/>
+        </w:pBdr>
+        <w:rPr>
+          <w:b/>
+          <w:sz w:val="28"/>
+          <w:szCs w:val="28"/>
+        </w:rPr>
+      </w:pPr>
+      <w:r>
+        <w:rPr>
+          <w:b/>
+          <w:sz w:val="28"/>
+          <w:szCs w:val="28"/>
+        </w:rPr>
+        <w:t>1.2.3.-</w:t>
+      </w:r>
+      <w:r>
+        <w:rPr>
+          <w:b/>
+          <w:sz w:val="28"/>
+          <w:szCs w:val="28"/>
+        </w:rPr>
+        <w:t xml:space="preserve"> </w:t>
+      </w:r>
+      <w:r>
+        <w:rPr>
+          <w:b/>
+          <w:sz w:val="28"/>
+          <w:szCs w:val="28"/>
+        </w:rPr>
+        <w:t>Motivación personal</w:t>
       </w:r>
     </w:p>
     <w:p>

--- a/docs/Capítulo 1 - Introducción (y objetivos).docx
+++ b/docs/Capítulo 1 - Introducción (y objetivos).docx
@@ -823,15 +823,7 @@
           <w:sz w:val="24"/>
           <w:szCs w:val="24"/>
         </w:rPr>
-        <w:t>, se pretende facilitar la gestión del cuidado de las mascotas mediante una solución tecnológica que centralice la información y permita registrar las acciones realizadas, reduciendo así la probabilidad de errores y mejorando el seguimiento del bienestar animal</w:t>
-      </w:r>
-      <w:r>
-        <w:rPr>
-          <w:rFonts w:ascii="Times New Roman" w:eastAsia="Times New Roman" w:hAnsi="Times New Roman" w:cs="Times New Roman"/>
-          <w:sz w:val="24"/>
-          <w:szCs w:val="24"/>
-        </w:rPr>
-        <w:t>.</w:t>
+        <w:t>, se pretende facilitar la gestión del cuidado de las mascotas mediante una solución tecnológica que centralice la información y permita registrar las acciones realizadas, reduciendo así la probabilidad de errores y mejorando el seguimiento del bienestar animal.</w:t>
       </w:r>
     </w:p>
     <w:p>
@@ -933,6 +925,362 @@
           <w:szCs w:val="24"/>
         </w:rPr>
       </w:pPr>
+      <w:r>
+        <w:rPr>
+          <w:rFonts w:ascii="Times New Roman" w:eastAsia="Times New Roman" w:hAnsi="Times New Roman" w:cs="Times New Roman"/>
+          <w:sz w:val="24"/>
+          <w:szCs w:val="24"/>
+        </w:rPr>
+        <w:lastRenderedPageBreak/>
+        <w:t>Debido al</w:t>
+      </w:r>
+      <w:r>
+        <w:rPr>
+          <w:rFonts w:ascii="Times New Roman" w:eastAsia="Times New Roman" w:hAnsi="Times New Roman" w:cs="Times New Roman"/>
+          <w:sz w:val="24"/>
+          <w:szCs w:val="24"/>
+        </w:rPr>
+        <w:t xml:space="preserve"> ritmo de vida actual de las personas y el aumento del n</w:t>
+      </w:r>
+      <w:r>
+        <w:rPr>
+          <w:rFonts w:ascii="Times New Roman" w:eastAsia="Times New Roman" w:hAnsi="Times New Roman" w:cs="Times New Roman"/>
+          <w:sz w:val="24"/>
+          <w:szCs w:val="24"/>
+        </w:rPr>
+        <w:t>ú</w:t>
+      </w:r>
+      <w:r>
+        <w:rPr>
+          <w:rFonts w:ascii="Times New Roman" w:eastAsia="Times New Roman" w:hAnsi="Times New Roman" w:cs="Times New Roman"/>
+          <w:sz w:val="24"/>
+          <w:szCs w:val="24"/>
+        </w:rPr>
+        <w:t xml:space="preserve">mero de mascotas en los hogares, </w:t>
+      </w:r>
+      <w:r>
+        <w:rPr>
+          <w:rFonts w:ascii="Times New Roman" w:eastAsia="Times New Roman" w:hAnsi="Times New Roman" w:cs="Times New Roman"/>
+          <w:sz w:val="24"/>
+          <w:szCs w:val="24"/>
+        </w:rPr>
+        <w:t xml:space="preserve">en muchas ocasiones </w:t>
+      </w:r>
+      <w:r>
+        <w:rPr>
+          <w:rFonts w:ascii="Times New Roman" w:eastAsia="Times New Roman" w:hAnsi="Times New Roman" w:cs="Times New Roman"/>
+          <w:sz w:val="24"/>
+          <w:szCs w:val="24"/>
+        </w:rPr>
+        <w:t xml:space="preserve">los propietarios no </w:t>
+      </w:r>
+      <w:r>
+        <w:rPr>
+          <w:rFonts w:ascii="Times New Roman" w:eastAsia="Times New Roman" w:hAnsi="Times New Roman" w:cs="Times New Roman"/>
+          <w:sz w:val="24"/>
+          <w:szCs w:val="24"/>
+        </w:rPr>
+        <w:t>pueden llevar</w:t>
+      </w:r>
+      <w:r>
+        <w:rPr>
+          <w:rFonts w:ascii="Times New Roman" w:eastAsia="Times New Roman" w:hAnsi="Times New Roman" w:cs="Times New Roman"/>
+          <w:sz w:val="24"/>
+          <w:szCs w:val="24"/>
+        </w:rPr>
+        <w:t xml:space="preserve"> </w:t>
+      </w:r>
+      <w:r>
+        <w:rPr>
+          <w:rFonts w:ascii="Times New Roman" w:eastAsia="Times New Roman" w:hAnsi="Times New Roman" w:cs="Times New Roman"/>
+          <w:sz w:val="24"/>
+          <w:szCs w:val="24"/>
+        </w:rPr>
+        <w:t>un control exhaust</w:t>
+      </w:r>
+      <w:r>
+        <w:rPr>
+          <w:rFonts w:ascii="Times New Roman" w:eastAsia="Times New Roman" w:hAnsi="Times New Roman" w:cs="Times New Roman"/>
+          <w:sz w:val="24"/>
+          <w:szCs w:val="24"/>
+        </w:rPr>
+        <w:t xml:space="preserve">ivo </w:t>
+      </w:r>
+      <w:r>
+        <w:rPr>
+          <w:rFonts w:ascii="Times New Roman" w:eastAsia="Times New Roman" w:hAnsi="Times New Roman" w:cs="Times New Roman"/>
+          <w:sz w:val="24"/>
+          <w:szCs w:val="24"/>
+        </w:rPr>
+        <w:t>de todas las tareas relacionadas con el cuidado de los animales</w:t>
+      </w:r>
+      <w:r>
+        <w:rPr>
+          <w:rFonts w:ascii="Times New Roman" w:eastAsia="Times New Roman" w:hAnsi="Times New Roman" w:cs="Times New Roman"/>
+          <w:sz w:val="24"/>
+          <w:szCs w:val="24"/>
+        </w:rPr>
+        <w:t>. Esta situación puede derivar</w:t>
+      </w:r>
+      <w:r>
+        <w:rPr>
+          <w:rFonts w:ascii="Times New Roman" w:eastAsia="Times New Roman" w:hAnsi="Times New Roman" w:cs="Times New Roman"/>
+          <w:sz w:val="24"/>
+          <w:szCs w:val="24"/>
+        </w:rPr>
+        <w:t xml:space="preserve"> en problemas de coordinación </w:t>
+      </w:r>
+      <w:r>
+        <w:rPr>
+          <w:rFonts w:ascii="Times New Roman" w:eastAsia="Times New Roman" w:hAnsi="Times New Roman" w:cs="Times New Roman"/>
+          <w:sz w:val="24"/>
+          <w:szCs w:val="24"/>
+        </w:rPr>
+        <w:t>entre los distintos cuidadores, así como en dificultad</w:t>
+      </w:r>
+      <w:r>
+        <w:rPr>
+          <w:rFonts w:ascii="Times New Roman" w:eastAsia="Times New Roman" w:hAnsi="Times New Roman" w:cs="Times New Roman"/>
+          <w:sz w:val="24"/>
+          <w:szCs w:val="24"/>
+        </w:rPr>
+        <w:t>es</w:t>
+      </w:r>
+      <w:r>
+        <w:rPr>
+          <w:rFonts w:ascii="Times New Roman" w:eastAsia="Times New Roman" w:hAnsi="Times New Roman" w:cs="Times New Roman"/>
+          <w:sz w:val="24"/>
+          <w:szCs w:val="24"/>
+        </w:rPr>
+        <w:t xml:space="preserve"> </w:t>
+      </w:r>
+      <w:r>
+        <w:rPr>
+          <w:rFonts w:ascii="Times New Roman" w:eastAsia="Times New Roman" w:hAnsi="Times New Roman" w:cs="Times New Roman"/>
+          <w:sz w:val="24"/>
+          <w:szCs w:val="24"/>
+        </w:rPr>
+        <w:t>para</w:t>
+      </w:r>
+      <w:r>
+        <w:rPr>
+          <w:rFonts w:ascii="Times New Roman" w:eastAsia="Times New Roman" w:hAnsi="Times New Roman" w:cs="Times New Roman"/>
+          <w:sz w:val="24"/>
+          <w:szCs w:val="24"/>
+        </w:rPr>
+        <w:t xml:space="preserve"> realizar un seguimiento </w:t>
+      </w:r>
+      <w:r>
+        <w:rPr>
+          <w:rFonts w:ascii="Times New Roman" w:eastAsia="Times New Roman" w:hAnsi="Times New Roman" w:cs="Times New Roman"/>
+          <w:sz w:val="24"/>
+          <w:szCs w:val="24"/>
+        </w:rPr>
+        <w:t xml:space="preserve">adecuado </w:t>
+      </w:r>
+      <w:r>
+        <w:rPr>
+          <w:rFonts w:ascii="Times New Roman" w:eastAsia="Times New Roman" w:hAnsi="Times New Roman" w:cs="Times New Roman"/>
+          <w:sz w:val="24"/>
+          <w:szCs w:val="24"/>
+        </w:rPr>
+        <w:t>del estado de salud del animal.</w:t>
+      </w:r>
+    </w:p>
+    <w:p>
+      <w:pPr>
+        <w:pBdr>
+          <w:top w:val="nil"/>
+          <w:left w:val="nil"/>
+          <w:bottom w:val="nil"/>
+          <w:right w:val="nil"/>
+          <w:between w:val="nil"/>
+        </w:pBdr>
+        <w:ind w:left="360"/>
+        <w:jc w:val="both"/>
+        <w:rPr>
+          <w:rFonts w:ascii="Times New Roman" w:eastAsia="Times New Roman" w:hAnsi="Times New Roman" w:cs="Times New Roman"/>
+          <w:sz w:val="24"/>
+          <w:szCs w:val="24"/>
+        </w:rPr>
+      </w:pPr>
+    </w:p>
+    <w:p>
+      <w:pPr>
+        <w:pBdr>
+          <w:top w:val="nil"/>
+          <w:left w:val="nil"/>
+          <w:bottom w:val="nil"/>
+          <w:right w:val="nil"/>
+          <w:between w:val="nil"/>
+        </w:pBdr>
+        <w:jc w:val="both"/>
+        <w:rPr>
+          <w:rFonts w:ascii="Times New Roman" w:eastAsia="Times New Roman" w:hAnsi="Times New Roman" w:cs="Times New Roman"/>
+          <w:sz w:val="24"/>
+          <w:szCs w:val="24"/>
+        </w:rPr>
+      </w:pPr>
+      <w:r>
+        <w:rPr>
+          <w:rFonts w:ascii="Times New Roman" w:eastAsia="Times New Roman" w:hAnsi="Times New Roman" w:cs="Times New Roman"/>
+          <w:sz w:val="24"/>
+          <w:szCs w:val="24"/>
+        </w:rPr>
+        <w:t xml:space="preserve">Por esta razón, </w:t>
+      </w:r>
+      <w:r>
+        <w:rPr>
+          <w:rFonts w:ascii="Times New Roman" w:eastAsia="Times New Roman" w:hAnsi="Times New Roman" w:cs="Times New Roman"/>
+          <w:sz w:val="24"/>
+          <w:szCs w:val="24"/>
+        </w:rPr>
+        <w:t xml:space="preserve">resulta necesario desarrollar herramientas que permitan registrar y organizar de forma adecuada la información relacionada </w:t>
+      </w:r>
+      <w:r>
+        <w:rPr>
+          <w:rFonts w:ascii="Times New Roman" w:eastAsia="Times New Roman" w:hAnsi="Times New Roman" w:cs="Times New Roman"/>
+          <w:sz w:val="24"/>
+          <w:szCs w:val="24"/>
+        </w:rPr>
+        <w:t>con la atención de las mascotas</w:t>
+      </w:r>
+      <w:r>
+        <w:rPr>
+          <w:rFonts w:ascii="Times New Roman" w:eastAsia="Times New Roman" w:hAnsi="Times New Roman" w:cs="Times New Roman"/>
+          <w:sz w:val="24"/>
+          <w:szCs w:val="24"/>
+        </w:rPr>
+        <w:t xml:space="preserve">, ya que las soluciones </w:t>
+      </w:r>
+      <w:r>
+        <w:rPr>
+          <w:rFonts w:ascii="Times New Roman" w:eastAsia="Times New Roman" w:hAnsi="Times New Roman" w:cs="Times New Roman"/>
+          <w:sz w:val="24"/>
+          <w:szCs w:val="24"/>
+        </w:rPr>
+        <w:t>utilizadas</w:t>
+      </w:r>
+      <w:r>
+        <w:rPr>
+          <w:rFonts w:ascii="Times New Roman" w:eastAsia="Times New Roman" w:hAnsi="Times New Roman" w:cs="Times New Roman"/>
+          <w:sz w:val="24"/>
+          <w:szCs w:val="24"/>
+        </w:rPr>
+        <w:t xml:space="preserve"> </w:t>
+      </w:r>
+      <w:r>
+        <w:rPr>
+          <w:rFonts w:ascii="Times New Roman" w:eastAsia="Times New Roman" w:hAnsi="Times New Roman" w:cs="Times New Roman"/>
+          <w:sz w:val="24"/>
+          <w:szCs w:val="24"/>
+        </w:rPr>
+        <w:t xml:space="preserve">actualmente </w:t>
+      </w:r>
+      <w:r>
+        <w:rPr>
+          <w:rFonts w:ascii="Times New Roman" w:eastAsia="Times New Roman" w:hAnsi="Times New Roman" w:cs="Times New Roman"/>
+          <w:sz w:val="24"/>
+          <w:szCs w:val="24"/>
+        </w:rPr>
+        <w:t xml:space="preserve">no </w:t>
+      </w:r>
+      <w:r>
+        <w:rPr>
+          <w:rFonts w:ascii="Times New Roman" w:eastAsia="Times New Roman" w:hAnsi="Times New Roman" w:cs="Times New Roman"/>
+          <w:sz w:val="24"/>
+          <w:szCs w:val="24"/>
+        </w:rPr>
+        <w:t xml:space="preserve">siempre </w:t>
+      </w:r>
+      <w:r>
+        <w:rPr>
+          <w:rFonts w:ascii="Times New Roman" w:eastAsia="Times New Roman" w:hAnsi="Times New Roman" w:cs="Times New Roman"/>
+          <w:sz w:val="24"/>
+          <w:szCs w:val="24"/>
+        </w:rPr>
+        <w:t xml:space="preserve">resultan suficientemente eficaces. </w:t>
+      </w:r>
+      <w:r>
+        <w:rPr>
+          <w:rFonts w:ascii="Times New Roman" w:eastAsia="Times New Roman" w:hAnsi="Times New Roman" w:cs="Times New Roman"/>
+          <w:sz w:val="24"/>
+          <w:szCs w:val="24"/>
+        </w:rPr>
+        <w:t>De este modo</w:t>
+      </w:r>
+      <w:r>
+        <w:rPr>
+          <w:rFonts w:ascii="Times New Roman" w:eastAsia="Times New Roman" w:hAnsi="Times New Roman" w:cs="Times New Roman"/>
+          <w:sz w:val="24"/>
+          <w:szCs w:val="24"/>
+        </w:rPr>
+        <w:t xml:space="preserve">, </w:t>
+      </w:r>
+      <w:r>
+        <w:rPr>
+          <w:rFonts w:ascii="Times New Roman" w:eastAsia="Times New Roman" w:hAnsi="Times New Roman" w:cs="Times New Roman"/>
+          <w:sz w:val="24"/>
+          <w:szCs w:val="24"/>
+        </w:rPr>
+        <w:t>se podría mejorar la coordinación entre los cuidadores y</w:t>
+      </w:r>
+      <w:r>
+        <w:rPr>
+          <w:rFonts w:ascii="Times New Roman" w:eastAsia="Times New Roman" w:hAnsi="Times New Roman" w:cs="Times New Roman"/>
+          <w:sz w:val="24"/>
+          <w:szCs w:val="24"/>
+        </w:rPr>
+        <w:t xml:space="preserve"> </w:t>
+      </w:r>
+      <w:r>
+        <w:rPr>
+          <w:rFonts w:ascii="Times New Roman" w:eastAsia="Times New Roman" w:hAnsi="Times New Roman" w:cs="Times New Roman"/>
+          <w:sz w:val="24"/>
+          <w:szCs w:val="24"/>
+        </w:rPr>
+        <w:t>contribu</w:t>
+      </w:r>
+      <w:r>
+        <w:rPr>
+          <w:rFonts w:ascii="Times New Roman" w:eastAsia="Times New Roman" w:hAnsi="Times New Roman" w:cs="Times New Roman"/>
+          <w:sz w:val="24"/>
+          <w:szCs w:val="24"/>
+        </w:rPr>
+        <w:t>ir</w:t>
+      </w:r>
+      <w:r>
+        <w:rPr>
+          <w:rFonts w:ascii="Times New Roman" w:eastAsia="Times New Roman" w:hAnsi="Times New Roman" w:cs="Times New Roman"/>
+          <w:sz w:val="24"/>
+          <w:szCs w:val="24"/>
+        </w:rPr>
+        <w:t xml:space="preserve"> </w:t>
+      </w:r>
+      <w:r>
+        <w:rPr>
+          <w:rFonts w:ascii="Times New Roman" w:eastAsia="Times New Roman" w:hAnsi="Times New Roman" w:cs="Times New Roman"/>
+          <w:sz w:val="24"/>
+          <w:szCs w:val="24"/>
+        </w:rPr>
+        <w:t>a</w:t>
+      </w:r>
+      <w:r>
+        <w:rPr>
+          <w:rFonts w:ascii="Times New Roman" w:eastAsia="Times New Roman" w:hAnsi="Times New Roman" w:cs="Times New Roman"/>
+          <w:sz w:val="24"/>
+          <w:szCs w:val="24"/>
+        </w:rPr>
+        <w:t xml:space="preserve"> la mejora de la calidad de vida del animal</w:t>
+      </w:r>
+      <w:r>
+        <w:rPr>
+          <w:rFonts w:ascii="Times New Roman" w:eastAsia="Times New Roman" w:hAnsi="Times New Roman" w:cs="Times New Roman"/>
+          <w:sz w:val="24"/>
+          <w:szCs w:val="24"/>
+        </w:rPr>
+        <w:t>.</w:t>
+      </w:r>
     </w:p>
     <w:p>
       <w:pPr>
@@ -1039,7 +1387,221 @@
           <w:sz w:val="24"/>
           <w:szCs w:val="24"/>
         </w:rPr>
-        <w:t>Texto del subapartado 1.2.2</w:t>
+        <w:t xml:space="preserve">El desarrollo de la herramienta </w:t>
+      </w:r>
+      <w:r>
+        <w:rPr>
+          <w:rFonts w:ascii="Times New Roman" w:eastAsia="Times New Roman" w:hAnsi="Times New Roman" w:cs="Times New Roman"/>
+          <w:sz w:val="24"/>
+          <w:szCs w:val="24"/>
+        </w:rPr>
+        <w:t>propuesta</w:t>
+      </w:r>
+      <w:r>
+        <w:rPr>
+          <w:rFonts w:ascii="Times New Roman" w:eastAsia="Times New Roman" w:hAnsi="Times New Roman" w:cs="Times New Roman"/>
+          <w:sz w:val="24"/>
+          <w:szCs w:val="24"/>
+        </w:rPr>
+        <w:t xml:space="preserve"> </w:t>
+      </w:r>
+      <w:r>
+        <w:rPr>
+          <w:rFonts w:ascii="Times New Roman" w:eastAsia="Times New Roman" w:hAnsi="Times New Roman" w:cs="Times New Roman"/>
+          <w:sz w:val="24"/>
+          <w:szCs w:val="24"/>
+        </w:rPr>
+        <w:t>presenta un notable interés</w:t>
+      </w:r>
+      <w:r>
+        <w:rPr>
+          <w:rFonts w:ascii="Times New Roman" w:eastAsia="Times New Roman" w:hAnsi="Times New Roman" w:cs="Times New Roman"/>
+          <w:sz w:val="24"/>
+          <w:szCs w:val="24"/>
+        </w:rPr>
+        <w:t xml:space="preserve"> tecnológico</w:t>
+      </w:r>
+      <w:r>
+        <w:rPr>
+          <w:rFonts w:ascii="Times New Roman" w:eastAsia="Times New Roman" w:hAnsi="Times New Roman" w:cs="Times New Roman"/>
+          <w:sz w:val="24"/>
+          <w:szCs w:val="24"/>
+        </w:rPr>
+        <w:t>, ya</w:t>
+      </w:r>
+      <w:r>
+        <w:rPr>
+          <w:rFonts w:ascii="Times New Roman" w:eastAsia="Times New Roman" w:hAnsi="Times New Roman" w:cs="Times New Roman"/>
+          <w:sz w:val="24"/>
+          <w:szCs w:val="24"/>
+        </w:rPr>
+        <w:t xml:space="preserve"> que se </w:t>
+      </w:r>
+      <w:r>
+        <w:rPr>
+          <w:rFonts w:ascii="Times New Roman" w:eastAsia="Times New Roman" w:hAnsi="Times New Roman" w:cs="Times New Roman"/>
+          <w:sz w:val="24"/>
+          <w:szCs w:val="24"/>
+        </w:rPr>
+        <w:t>consiste en una aplicación web accesible desde cualquier dispositivo con conexión a Internet</w:t>
+      </w:r>
+      <w:r>
+        <w:rPr>
+          <w:rFonts w:ascii="Times New Roman" w:eastAsia="Times New Roman" w:hAnsi="Times New Roman" w:cs="Times New Roman"/>
+          <w:sz w:val="24"/>
+          <w:szCs w:val="24"/>
+        </w:rPr>
+        <w:t xml:space="preserve">. Además, </w:t>
+      </w:r>
+      <w:r>
+        <w:rPr>
+          <w:rFonts w:ascii="Times New Roman" w:eastAsia="Times New Roman" w:hAnsi="Times New Roman" w:cs="Times New Roman"/>
+          <w:sz w:val="24"/>
+          <w:szCs w:val="24"/>
+        </w:rPr>
+        <w:t>gracias a si diseño responsive, la aplicación podrá utilizarse tanto desde ordenadores como desde dispositivos móviles, facilitando su uso en diferentes contextos y situaciones.</w:t>
+      </w:r>
+    </w:p>
+    <w:p>
+      <w:pPr>
+        <w:pBdr>
+          <w:top w:val="nil"/>
+          <w:left w:val="nil"/>
+          <w:bottom w:val="nil"/>
+          <w:right w:val="nil"/>
+          <w:between w:val="nil"/>
+        </w:pBdr>
+        <w:jc w:val="both"/>
+        <w:rPr>
+          <w:rFonts w:ascii="Times New Roman" w:eastAsia="Times New Roman" w:hAnsi="Times New Roman" w:cs="Times New Roman"/>
+          <w:sz w:val="24"/>
+          <w:szCs w:val="24"/>
+        </w:rPr>
+      </w:pPr>
+    </w:p>
+    <w:p>
+      <w:pPr>
+        <w:pBdr>
+          <w:top w:val="nil"/>
+          <w:left w:val="nil"/>
+          <w:bottom w:val="nil"/>
+          <w:right w:val="nil"/>
+          <w:between w:val="nil"/>
+        </w:pBdr>
+        <w:jc w:val="both"/>
+        <w:rPr>
+          <w:rFonts w:ascii="Times New Roman" w:eastAsia="Times New Roman" w:hAnsi="Times New Roman" w:cs="Times New Roman"/>
+          <w:sz w:val="24"/>
+          <w:szCs w:val="24"/>
+        </w:rPr>
+      </w:pPr>
+      <w:r>
+        <w:rPr>
+          <w:rFonts w:ascii="Times New Roman" w:eastAsia="Times New Roman" w:hAnsi="Times New Roman" w:cs="Times New Roman"/>
+          <w:sz w:val="24"/>
+          <w:szCs w:val="24"/>
+        </w:rPr>
+        <w:t>Para ello, el sistema se basa en una arquitectura cliente-servidor que permite gestionar la información de forma centralizada mediante una base de datos.</w:t>
+      </w:r>
+    </w:p>
+    <w:p>
+      <w:pPr>
+        <w:pBdr>
+          <w:top w:val="nil"/>
+          <w:left w:val="nil"/>
+          <w:bottom w:val="nil"/>
+          <w:right w:val="nil"/>
+          <w:between w:val="nil"/>
+        </w:pBdr>
+        <w:jc w:val="both"/>
+        <w:rPr>
+          <w:rFonts w:ascii="Times New Roman" w:eastAsia="Times New Roman" w:hAnsi="Times New Roman" w:cs="Times New Roman"/>
+          <w:sz w:val="24"/>
+          <w:szCs w:val="24"/>
+        </w:rPr>
+      </w:pPr>
+    </w:p>
+    <w:p>
+      <w:pPr>
+        <w:pBdr>
+          <w:top w:val="nil"/>
+          <w:left w:val="nil"/>
+          <w:bottom w:val="nil"/>
+          <w:right w:val="nil"/>
+          <w:between w:val="nil"/>
+        </w:pBdr>
+        <w:jc w:val="both"/>
+        <w:rPr>
+          <w:rFonts w:ascii="Times New Roman" w:eastAsia="Times New Roman" w:hAnsi="Times New Roman" w:cs="Times New Roman"/>
+          <w:sz w:val="24"/>
+          <w:szCs w:val="24"/>
+        </w:rPr>
+      </w:pPr>
+      <w:r>
+        <w:rPr>
+          <w:rFonts w:ascii="Times New Roman" w:eastAsia="Times New Roman" w:hAnsi="Times New Roman" w:cs="Times New Roman"/>
+          <w:sz w:val="24"/>
+          <w:szCs w:val="24"/>
+        </w:rPr>
+        <w:t xml:space="preserve">Asimismo, </w:t>
+      </w:r>
+      <w:r>
+        <w:rPr>
+          <w:rFonts w:ascii="Times New Roman" w:eastAsia="Times New Roman" w:hAnsi="Times New Roman" w:cs="Times New Roman"/>
+          <w:sz w:val="24"/>
+          <w:szCs w:val="24"/>
+        </w:rPr>
+        <w:t>el sistema incorpora un modelo multiusuario que permite que varios cuidadores accedan a la aplicación y consulten información compartida sobre una o varias mascotas. Esto implica la gestión de datos persistentes y la posibilidad de registrar y actualizar información de forma continua.</w:t>
+      </w:r>
+    </w:p>
+    <w:p>
+      <w:pPr>
+        <w:pBdr>
+          <w:top w:val="nil"/>
+          <w:left w:val="nil"/>
+          <w:bottom w:val="nil"/>
+          <w:right w:val="nil"/>
+          <w:between w:val="nil"/>
+        </w:pBdr>
+        <w:jc w:val="both"/>
+        <w:rPr>
+          <w:rFonts w:ascii="Times New Roman" w:eastAsia="Times New Roman" w:hAnsi="Times New Roman" w:cs="Times New Roman"/>
+          <w:sz w:val="24"/>
+          <w:szCs w:val="24"/>
+        </w:rPr>
+      </w:pPr>
+    </w:p>
+    <w:p>
+      <w:pPr>
+        <w:pBdr>
+          <w:top w:val="nil"/>
+          <w:left w:val="nil"/>
+          <w:bottom w:val="nil"/>
+          <w:right w:val="nil"/>
+          <w:between w:val="nil"/>
+        </w:pBdr>
+        <w:jc w:val="both"/>
+        <w:rPr>
+          <w:rFonts w:ascii="Times New Roman" w:eastAsia="Times New Roman" w:hAnsi="Times New Roman" w:cs="Times New Roman"/>
+          <w:sz w:val="24"/>
+          <w:szCs w:val="24"/>
+        </w:rPr>
+      </w:pPr>
+      <w:r>
+        <w:rPr>
+          <w:rFonts w:ascii="Times New Roman" w:eastAsia="Times New Roman" w:hAnsi="Times New Roman" w:cs="Times New Roman"/>
+          <w:sz w:val="24"/>
+          <w:szCs w:val="24"/>
+        </w:rPr>
+        <w:t xml:space="preserve">De esta manera, la aplicación permite mejorar la coordinación entre los distintos usuarios, </w:t>
+      </w:r>
+      <w:r>
+        <w:rPr>
+          <w:rFonts w:ascii="Times New Roman" w:eastAsia="Times New Roman" w:hAnsi="Times New Roman" w:cs="Times New Roman"/>
+          <w:sz w:val="24"/>
+          <w:szCs w:val="24"/>
+        </w:rPr>
+        <w:t>proporcionando una plataforma centralizada donde se almacena y gestiona toda la información relacionada con el cuidado de los animales domésticos.</w:t>
       </w:r>
     </w:p>
     <w:p>
@@ -1149,23 +1711,178 @@
           <w:szCs w:val="24"/>
         </w:rPr>
       </w:pPr>
-      <w:proofErr w:type="spellStart"/>
-      <w:r>
-        <w:rPr>
-          <w:rFonts w:ascii="Times New Roman" w:eastAsia="Times New Roman" w:hAnsi="Times New Roman" w:cs="Times New Roman"/>
-          <w:sz w:val="24"/>
-          <w:szCs w:val="24"/>
-        </w:rPr>
-        <w:t>Etc</w:t>
-      </w:r>
-      <w:proofErr w:type="spellEnd"/>
-      <w:r>
-        <w:rPr>
-          <w:rFonts w:ascii="Times New Roman" w:eastAsia="Times New Roman" w:hAnsi="Times New Roman" w:cs="Times New Roman"/>
-          <w:sz w:val="24"/>
-          <w:szCs w:val="24"/>
-        </w:rPr>
-        <w:t>…</w:t>
+      <w:r>
+        <w:rPr>
+          <w:rFonts w:ascii="Times New Roman" w:eastAsia="Times New Roman" w:hAnsi="Times New Roman" w:cs="Times New Roman"/>
+          <w:sz w:val="24"/>
+          <w:szCs w:val="24"/>
+        </w:rPr>
+        <w:t xml:space="preserve">La realización de </w:t>
+      </w:r>
+      <w:r>
+        <w:rPr>
+          <w:rFonts w:ascii="Times New Roman" w:eastAsia="Times New Roman" w:hAnsi="Times New Roman" w:cs="Times New Roman"/>
+          <w:sz w:val="24"/>
+          <w:szCs w:val="24"/>
+        </w:rPr>
+        <w:t>este proyecto</w:t>
+      </w:r>
+      <w:r>
+        <w:rPr>
+          <w:rFonts w:ascii="Times New Roman" w:eastAsia="Times New Roman" w:hAnsi="Times New Roman" w:cs="Times New Roman"/>
+          <w:sz w:val="24"/>
+          <w:szCs w:val="24"/>
+        </w:rPr>
+        <w:t xml:space="preserve"> surge de un interés personal por el desarrollo de aplicaciones web y por la posibilidad de crear una herramienta útil que pueda aplicarse</w:t>
+      </w:r>
+      <w:r>
+        <w:rPr>
+          <w:rFonts w:ascii="Times New Roman" w:eastAsia="Times New Roman" w:hAnsi="Times New Roman" w:cs="Times New Roman"/>
+          <w:sz w:val="24"/>
+          <w:szCs w:val="24"/>
+        </w:rPr>
+        <w:t xml:space="preserve"> a situaciones reales. El cuidado de mascotas es una actividad presente en muchos hogares, por lo que el desarrollo de una aplicación orientada a facilitar su gestión puede resultar de gran utilidad para numerosos usuarios.</w:t>
+      </w:r>
+    </w:p>
+    <w:p>
+      <w:pPr>
+        <w:pBdr>
+          <w:top w:val="nil"/>
+          <w:left w:val="nil"/>
+          <w:bottom w:val="nil"/>
+          <w:right w:val="nil"/>
+          <w:between w:val="nil"/>
+        </w:pBdr>
+        <w:jc w:val="both"/>
+        <w:rPr>
+          <w:rFonts w:ascii="Times New Roman" w:eastAsia="Times New Roman" w:hAnsi="Times New Roman" w:cs="Times New Roman"/>
+          <w:sz w:val="24"/>
+          <w:szCs w:val="24"/>
+        </w:rPr>
+      </w:pPr>
+    </w:p>
+    <w:p>
+      <w:pPr>
+        <w:pBdr>
+          <w:top w:val="nil"/>
+          <w:left w:val="nil"/>
+          <w:bottom w:val="nil"/>
+          <w:right w:val="nil"/>
+          <w:between w:val="nil"/>
+        </w:pBdr>
+        <w:jc w:val="both"/>
+        <w:rPr>
+          <w:rFonts w:ascii="Times New Roman" w:eastAsia="Times New Roman" w:hAnsi="Times New Roman" w:cs="Times New Roman"/>
+          <w:sz w:val="24"/>
+          <w:szCs w:val="24"/>
+        </w:rPr>
+      </w:pPr>
+      <w:r>
+        <w:rPr>
+          <w:rFonts w:ascii="Times New Roman" w:eastAsia="Times New Roman" w:hAnsi="Times New Roman" w:cs="Times New Roman"/>
+          <w:sz w:val="24"/>
+          <w:szCs w:val="24"/>
+        </w:rPr>
+        <w:lastRenderedPageBreak/>
+        <w:t>Además</w:t>
+      </w:r>
+      <w:r>
+        <w:rPr>
+          <w:rFonts w:ascii="Times New Roman" w:eastAsia="Times New Roman" w:hAnsi="Times New Roman" w:cs="Times New Roman"/>
+          <w:sz w:val="24"/>
+          <w:szCs w:val="24"/>
+        </w:rPr>
+        <w:t xml:space="preserve">, este proyecto </w:t>
+      </w:r>
+      <w:r>
+        <w:rPr>
+          <w:rFonts w:ascii="Times New Roman" w:eastAsia="Times New Roman" w:hAnsi="Times New Roman" w:cs="Times New Roman"/>
+          <w:sz w:val="24"/>
+          <w:szCs w:val="24"/>
+        </w:rPr>
+        <w:t xml:space="preserve">representa </w:t>
+      </w:r>
+      <w:r>
+        <w:rPr>
+          <w:rFonts w:ascii="Times New Roman" w:eastAsia="Times New Roman" w:hAnsi="Times New Roman" w:cs="Times New Roman"/>
+          <w:sz w:val="24"/>
+          <w:szCs w:val="24"/>
+        </w:rPr>
+        <w:t xml:space="preserve">una buena oportunidad para aplicar los conocimientos </w:t>
+      </w:r>
+      <w:r>
+        <w:rPr>
+          <w:rFonts w:ascii="Times New Roman" w:eastAsia="Times New Roman" w:hAnsi="Times New Roman" w:cs="Times New Roman"/>
+          <w:sz w:val="24"/>
+          <w:szCs w:val="24"/>
+        </w:rPr>
+        <w:t>adquiridos</w:t>
+      </w:r>
+      <w:r>
+        <w:rPr>
+          <w:rFonts w:ascii="Times New Roman" w:eastAsia="Times New Roman" w:hAnsi="Times New Roman" w:cs="Times New Roman"/>
+          <w:sz w:val="24"/>
+          <w:szCs w:val="24"/>
+        </w:rPr>
+        <w:t xml:space="preserve"> </w:t>
+      </w:r>
+      <w:r>
+        <w:rPr>
+          <w:rFonts w:ascii="Times New Roman" w:eastAsia="Times New Roman" w:hAnsi="Times New Roman" w:cs="Times New Roman"/>
+          <w:sz w:val="24"/>
+          <w:szCs w:val="24"/>
+        </w:rPr>
+        <w:t xml:space="preserve">a lo largo del grado, especialmente en áreas </w:t>
+      </w:r>
+      <w:r>
+        <w:rPr>
+          <w:rFonts w:ascii="Times New Roman" w:eastAsia="Times New Roman" w:hAnsi="Times New Roman" w:cs="Times New Roman"/>
+          <w:sz w:val="24"/>
+          <w:szCs w:val="24"/>
+        </w:rPr>
+        <w:t>como la programación, las bases de datos y el diseño de aplicaciones.</w:t>
+      </w:r>
+    </w:p>
+    <w:p>
+      <w:pPr>
+        <w:pBdr>
+          <w:top w:val="nil"/>
+          <w:left w:val="nil"/>
+          <w:bottom w:val="nil"/>
+          <w:right w:val="nil"/>
+          <w:between w:val="nil"/>
+        </w:pBdr>
+        <w:jc w:val="both"/>
+        <w:rPr>
+          <w:rFonts w:ascii="Times New Roman" w:eastAsia="Times New Roman" w:hAnsi="Times New Roman" w:cs="Times New Roman"/>
+          <w:sz w:val="24"/>
+          <w:szCs w:val="24"/>
+        </w:rPr>
+      </w:pPr>
+    </w:p>
+    <w:p>
+      <w:pPr>
+        <w:pBdr>
+          <w:top w:val="nil"/>
+          <w:left w:val="nil"/>
+          <w:bottom w:val="nil"/>
+          <w:right w:val="nil"/>
+          <w:between w:val="nil"/>
+        </w:pBdr>
+        <w:jc w:val="both"/>
+        <w:rPr>
+          <w:rFonts w:ascii="Times New Roman" w:eastAsia="Times New Roman" w:hAnsi="Times New Roman" w:cs="Times New Roman"/>
+          <w:sz w:val="24"/>
+          <w:szCs w:val="24"/>
+        </w:rPr>
+      </w:pPr>
+      <w:r>
+        <w:rPr>
+          <w:rFonts w:ascii="Times New Roman" w:eastAsia="Times New Roman" w:hAnsi="Times New Roman" w:cs="Times New Roman"/>
+          <w:sz w:val="24"/>
+          <w:szCs w:val="24"/>
+        </w:rPr>
+        <w:t>Asimismo, el desarrollo de esta aplicación permite profundizar en el uso de tecnologías actuales utilizadas en el ámbito profesional y comprender mejor el proceso completo de diseño e implementación de un sistema software.</w:t>
       </w:r>
     </w:p>
     <w:p>
@@ -1325,7 +2042,508 @@
           <w:sz w:val="24"/>
           <w:szCs w:val="24"/>
         </w:rPr>
-        <w:t xml:space="preserve">El tercer apartado del capítulo 1 debe contener los objetivos del proyecto, una descripción detallada de qué es lo que se quiere conseguir, pudiéndose dividir en subapartados (si el alumno lo ve oportuno) para distinguir entre “Objetivos principales”, “Objetivos secundarios” e incluso “Objetivos personales”, estos último serían los objetivos que persigue el propio alumno, más allá de que la aplicación final sea útil y funcional, como por ejemplo, aprender una nuevo lenguaje, tecnología o método de desarrollo y/o trabajo, aplicar los conocimientos adquiridos en la carrera, llegar a desarrollar un producto al que poder sacar un rendimiento, </w:t>
+        <w:t>El presente proyecto tiene como finalidad el desarrollo de una aplicación web orientada a mejorar la organización y coordinación en el cuidado de las masco</w:t>
+      </w:r>
+      <w:r>
+        <w:rPr>
+          <w:rFonts w:ascii="Times New Roman" w:eastAsia="Times New Roman" w:hAnsi="Times New Roman" w:cs="Times New Roman"/>
+          <w:sz w:val="24"/>
+          <w:szCs w:val="24"/>
+        </w:rPr>
+        <w:t>tas dentro de un mismo hogar. A continuación, se presentan los principales objetivos que se pretenden alcanzar con la realización de este trabajo.</w:t>
+      </w:r>
+    </w:p>
+    <w:p>
+      <w:pPr>
+        <w:pBdr>
+          <w:top w:val="nil"/>
+          <w:left w:val="nil"/>
+          <w:bottom w:val="nil"/>
+          <w:right w:val="nil"/>
+          <w:between w:val="nil"/>
+        </w:pBdr>
+        <w:jc w:val="both"/>
+        <w:rPr>
+          <w:rFonts w:ascii="Times New Roman" w:eastAsia="Times New Roman" w:hAnsi="Times New Roman" w:cs="Times New Roman"/>
+          <w:sz w:val="24"/>
+          <w:szCs w:val="24"/>
+        </w:rPr>
+      </w:pPr>
+    </w:p>
+    <w:p>
+      <w:pPr>
+        <w:pBdr>
+          <w:top w:val="nil"/>
+          <w:left w:val="nil"/>
+          <w:bottom w:val="nil"/>
+          <w:right w:val="nil"/>
+          <w:between w:val="nil"/>
+        </w:pBdr>
+        <w:jc w:val="both"/>
+        <w:rPr>
+          <w:rFonts w:ascii="Times New Roman" w:eastAsia="Times New Roman" w:hAnsi="Times New Roman" w:cs="Times New Roman"/>
+          <w:sz w:val="24"/>
+          <w:szCs w:val="24"/>
+        </w:rPr>
+      </w:pPr>
+    </w:p>
+    <w:p>
+      <w:pPr>
+        <w:pBdr>
+          <w:top w:val="nil"/>
+          <w:left w:val="nil"/>
+          <w:bottom w:val="nil"/>
+          <w:right w:val="nil"/>
+          <w:between w:val="nil"/>
+        </w:pBdr>
+        <w:rPr>
+          <w:b/>
+          <w:sz w:val="28"/>
+          <w:szCs w:val="28"/>
+        </w:rPr>
+      </w:pPr>
+      <w:r>
+        <w:rPr>
+          <w:b/>
+          <w:sz w:val="28"/>
+          <w:szCs w:val="28"/>
+        </w:rPr>
+        <w:t>1.</w:t>
+      </w:r>
+      <w:r>
+        <w:rPr>
+          <w:b/>
+          <w:sz w:val="28"/>
+          <w:szCs w:val="28"/>
+        </w:rPr>
+        <w:t>3</w:t>
+      </w:r>
+      <w:r>
+        <w:rPr>
+          <w:b/>
+          <w:sz w:val="28"/>
+          <w:szCs w:val="28"/>
+        </w:rPr>
+        <w:t xml:space="preserve">.1.- </w:t>
+      </w:r>
+      <w:r>
+        <w:rPr>
+          <w:b/>
+          <w:sz w:val="28"/>
+          <w:szCs w:val="28"/>
+        </w:rPr>
+        <w:t>Objetivo</w:t>
+      </w:r>
+      <w:r>
+        <w:rPr>
+          <w:b/>
+          <w:sz w:val="28"/>
+          <w:szCs w:val="28"/>
+        </w:rPr>
+        <w:t>s</w:t>
+      </w:r>
+      <w:r>
+        <w:rPr>
+          <w:b/>
+          <w:sz w:val="28"/>
+          <w:szCs w:val="28"/>
+        </w:rPr>
+        <w:t xml:space="preserve"> </w:t>
+      </w:r>
+      <w:r>
+        <w:rPr>
+          <w:b/>
+          <w:sz w:val="28"/>
+          <w:szCs w:val="28"/>
+        </w:rPr>
+        <w:t>principales</w:t>
+      </w:r>
+    </w:p>
+    <w:p>
+      <w:pPr>
+        <w:pBdr>
+          <w:top w:val="nil"/>
+          <w:left w:val="nil"/>
+          <w:bottom w:val="nil"/>
+          <w:right w:val="nil"/>
+          <w:between w:val="nil"/>
+        </w:pBdr>
+        <w:jc w:val="both"/>
+        <w:rPr>
+          <w:rFonts w:ascii="Times New Roman" w:eastAsia="Times New Roman" w:hAnsi="Times New Roman" w:cs="Times New Roman"/>
+          <w:sz w:val="24"/>
+          <w:szCs w:val="24"/>
+        </w:rPr>
+      </w:pPr>
+    </w:p>
+    <w:p>
+      <w:pPr>
+        <w:pBdr>
+          <w:top w:val="nil"/>
+          <w:left w:val="nil"/>
+          <w:bottom w:val="nil"/>
+          <w:right w:val="nil"/>
+          <w:between w:val="nil"/>
+        </w:pBdr>
+        <w:jc w:val="both"/>
+        <w:rPr>
+          <w:rFonts w:ascii="Times New Roman" w:eastAsia="Times New Roman" w:hAnsi="Times New Roman" w:cs="Times New Roman"/>
+          <w:sz w:val="24"/>
+          <w:szCs w:val="24"/>
+        </w:rPr>
+      </w:pPr>
+      <w:proofErr w:type="spellStart"/>
+      <w:r>
+        <w:rPr>
+          <w:rFonts w:ascii="Times New Roman" w:eastAsia="Times New Roman" w:hAnsi="Times New Roman" w:cs="Times New Roman"/>
+          <w:sz w:val="24"/>
+          <w:szCs w:val="24"/>
+        </w:rPr>
+        <w:t>ssdfdfdsf</w:t>
+      </w:r>
+      <w:proofErr w:type="spellEnd"/>
+    </w:p>
+    <w:p>
+      <w:pPr>
+        <w:pBdr>
+          <w:top w:val="nil"/>
+          <w:left w:val="nil"/>
+          <w:bottom w:val="nil"/>
+          <w:right w:val="nil"/>
+          <w:between w:val="nil"/>
+        </w:pBdr>
+        <w:jc w:val="both"/>
+        <w:rPr>
+          <w:rFonts w:ascii="Times New Roman" w:eastAsia="Times New Roman" w:hAnsi="Times New Roman" w:cs="Times New Roman"/>
+          <w:sz w:val="24"/>
+          <w:szCs w:val="24"/>
+        </w:rPr>
+      </w:pPr>
+    </w:p>
+    <w:p>
+      <w:pPr>
+        <w:pBdr>
+          <w:top w:val="nil"/>
+          <w:left w:val="nil"/>
+          <w:bottom w:val="nil"/>
+          <w:right w:val="nil"/>
+          <w:between w:val="nil"/>
+        </w:pBdr>
+        <w:jc w:val="both"/>
+        <w:rPr>
+          <w:rFonts w:ascii="Times New Roman" w:eastAsia="Times New Roman" w:hAnsi="Times New Roman" w:cs="Times New Roman"/>
+          <w:sz w:val="24"/>
+          <w:szCs w:val="24"/>
+        </w:rPr>
+      </w:pPr>
+    </w:p>
+    <w:p>
+      <w:pPr>
+        <w:pBdr>
+          <w:top w:val="nil"/>
+          <w:left w:val="nil"/>
+          <w:bottom w:val="nil"/>
+          <w:right w:val="nil"/>
+          <w:between w:val="nil"/>
+        </w:pBdr>
+        <w:rPr>
+          <w:b/>
+          <w:sz w:val="28"/>
+          <w:szCs w:val="28"/>
+        </w:rPr>
+      </w:pPr>
+      <w:r>
+        <w:rPr>
+          <w:b/>
+          <w:sz w:val="28"/>
+          <w:szCs w:val="28"/>
+        </w:rPr>
+        <w:t>1.</w:t>
+      </w:r>
+      <w:r>
+        <w:rPr>
+          <w:b/>
+          <w:sz w:val="28"/>
+          <w:szCs w:val="28"/>
+        </w:rPr>
+        <w:t>3</w:t>
+      </w:r>
+      <w:r>
+        <w:rPr>
+          <w:b/>
+          <w:sz w:val="28"/>
+          <w:szCs w:val="28"/>
+        </w:rPr>
+        <w:t>.</w:t>
+      </w:r>
+      <w:r>
+        <w:rPr>
+          <w:b/>
+          <w:sz w:val="28"/>
+          <w:szCs w:val="28"/>
+        </w:rPr>
+        <w:t>2</w:t>
+      </w:r>
+      <w:r>
+        <w:rPr>
+          <w:b/>
+          <w:sz w:val="28"/>
+          <w:szCs w:val="28"/>
+        </w:rPr>
+        <w:t xml:space="preserve">.- </w:t>
+      </w:r>
+      <w:r>
+        <w:rPr>
+          <w:b/>
+          <w:sz w:val="28"/>
+          <w:szCs w:val="28"/>
+        </w:rPr>
+        <w:t xml:space="preserve">Objetivos </w:t>
+      </w:r>
+      <w:r>
+        <w:rPr>
+          <w:b/>
+          <w:sz w:val="28"/>
+          <w:szCs w:val="28"/>
+        </w:rPr>
+        <w:t>secundarios</w:t>
+      </w:r>
+    </w:p>
+    <w:p>
+      <w:pPr>
+        <w:pBdr>
+          <w:top w:val="nil"/>
+          <w:left w:val="nil"/>
+          <w:bottom w:val="nil"/>
+          <w:right w:val="nil"/>
+          <w:between w:val="nil"/>
+        </w:pBdr>
+        <w:jc w:val="both"/>
+        <w:rPr>
+          <w:rFonts w:ascii="Times New Roman" w:eastAsia="Times New Roman" w:hAnsi="Times New Roman" w:cs="Times New Roman"/>
+          <w:sz w:val="24"/>
+          <w:szCs w:val="24"/>
+        </w:rPr>
+      </w:pPr>
+    </w:p>
+    <w:p>
+      <w:pPr>
+        <w:pBdr>
+          <w:top w:val="nil"/>
+          <w:left w:val="nil"/>
+          <w:bottom w:val="nil"/>
+          <w:right w:val="nil"/>
+          <w:between w:val="nil"/>
+        </w:pBdr>
+        <w:jc w:val="both"/>
+        <w:rPr>
+          <w:rFonts w:ascii="Times New Roman" w:eastAsia="Times New Roman" w:hAnsi="Times New Roman" w:cs="Times New Roman"/>
+          <w:sz w:val="24"/>
+          <w:szCs w:val="24"/>
+        </w:rPr>
+      </w:pPr>
+      <w:proofErr w:type="spellStart"/>
+      <w:r>
+        <w:rPr>
+          <w:rFonts w:ascii="Times New Roman" w:eastAsia="Times New Roman" w:hAnsi="Times New Roman" w:cs="Times New Roman"/>
+          <w:sz w:val="24"/>
+          <w:szCs w:val="24"/>
+        </w:rPr>
+        <w:t>sdfsdfdsf</w:t>
+      </w:r>
+      <w:proofErr w:type="spellEnd"/>
+    </w:p>
+    <w:p>
+      <w:pPr>
+        <w:pBdr>
+          <w:top w:val="nil"/>
+          <w:left w:val="nil"/>
+          <w:bottom w:val="nil"/>
+          <w:right w:val="nil"/>
+          <w:between w:val="nil"/>
+        </w:pBdr>
+        <w:jc w:val="both"/>
+        <w:rPr>
+          <w:rFonts w:ascii="Times New Roman" w:eastAsia="Times New Roman" w:hAnsi="Times New Roman" w:cs="Times New Roman"/>
+          <w:sz w:val="24"/>
+          <w:szCs w:val="24"/>
+        </w:rPr>
+      </w:pPr>
+    </w:p>
+    <w:p>
+      <w:pPr>
+        <w:pBdr>
+          <w:top w:val="nil"/>
+          <w:left w:val="nil"/>
+          <w:bottom w:val="nil"/>
+          <w:right w:val="nil"/>
+          <w:between w:val="nil"/>
+        </w:pBdr>
+        <w:jc w:val="both"/>
+        <w:rPr>
+          <w:rFonts w:ascii="Times New Roman" w:eastAsia="Times New Roman" w:hAnsi="Times New Roman" w:cs="Times New Roman"/>
+          <w:sz w:val="24"/>
+          <w:szCs w:val="24"/>
+        </w:rPr>
+      </w:pPr>
+    </w:p>
+    <w:p>
+      <w:pPr>
+        <w:pBdr>
+          <w:top w:val="nil"/>
+          <w:left w:val="nil"/>
+          <w:bottom w:val="nil"/>
+          <w:right w:val="nil"/>
+          <w:between w:val="nil"/>
+        </w:pBdr>
+        <w:rPr>
+          <w:b/>
+          <w:sz w:val="28"/>
+          <w:szCs w:val="28"/>
+        </w:rPr>
+      </w:pPr>
+      <w:r>
+        <w:rPr>
+          <w:b/>
+          <w:sz w:val="28"/>
+          <w:szCs w:val="28"/>
+        </w:rPr>
+        <w:t>1.</w:t>
+      </w:r>
+      <w:r>
+        <w:rPr>
+          <w:b/>
+          <w:sz w:val="28"/>
+          <w:szCs w:val="28"/>
+        </w:rPr>
+        <w:t>3</w:t>
+      </w:r>
+      <w:r>
+        <w:rPr>
+          <w:b/>
+          <w:sz w:val="28"/>
+          <w:szCs w:val="28"/>
+        </w:rPr>
+        <w:t>.</w:t>
+      </w:r>
+      <w:r>
+        <w:rPr>
+          <w:b/>
+          <w:sz w:val="28"/>
+          <w:szCs w:val="28"/>
+        </w:rPr>
+        <w:t>3</w:t>
+      </w:r>
+      <w:r>
+        <w:rPr>
+          <w:b/>
+          <w:sz w:val="28"/>
+          <w:szCs w:val="28"/>
+        </w:rPr>
+        <w:t xml:space="preserve">.- </w:t>
+      </w:r>
+      <w:r>
+        <w:rPr>
+          <w:b/>
+          <w:sz w:val="28"/>
+          <w:szCs w:val="28"/>
+        </w:rPr>
+        <w:t>Objetivos personales</w:t>
+      </w:r>
+    </w:p>
+    <w:p>
+      <w:pPr>
+        <w:pBdr>
+          <w:top w:val="nil"/>
+          <w:left w:val="nil"/>
+          <w:bottom w:val="nil"/>
+          <w:right w:val="nil"/>
+          <w:between w:val="nil"/>
+        </w:pBdr>
+        <w:jc w:val="both"/>
+        <w:rPr>
+          <w:rFonts w:ascii="Times New Roman" w:eastAsia="Times New Roman" w:hAnsi="Times New Roman" w:cs="Times New Roman"/>
+          <w:sz w:val="24"/>
+          <w:szCs w:val="24"/>
+        </w:rPr>
+      </w:pPr>
+    </w:p>
+    <w:p>
+      <w:pPr>
+        <w:pBdr>
+          <w:top w:val="nil"/>
+          <w:left w:val="nil"/>
+          <w:bottom w:val="nil"/>
+          <w:right w:val="nil"/>
+          <w:between w:val="nil"/>
+        </w:pBdr>
+        <w:jc w:val="both"/>
+        <w:rPr>
+          <w:rFonts w:ascii="Times New Roman" w:eastAsia="Times New Roman" w:hAnsi="Times New Roman" w:cs="Times New Roman"/>
+          <w:sz w:val="24"/>
+          <w:szCs w:val="24"/>
+        </w:rPr>
+      </w:pPr>
+      <w:proofErr w:type="spellStart"/>
+      <w:r>
+        <w:rPr>
+          <w:rFonts w:ascii="Times New Roman" w:eastAsia="Times New Roman" w:hAnsi="Times New Roman" w:cs="Times New Roman"/>
+          <w:sz w:val="24"/>
+          <w:szCs w:val="24"/>
+        </w:rPr>
+        <w:t>sdfsdfsdf</w:t>
+      </w:r>
+      <w:proofErr w:type="spellEnd"/>
+    </w:p>
+    <w:p>
+      <w:pPr>
+        <w:pBdr>
+          <w:top w:val="nil"/>
+          <w:left w:val="nil"/>
+          <w:bottom w:val="nil"/>
+          <w:right w:val="nil"/>
+          <w:between w:val="nil"/>
+        </w:pBdr>
+        <w:jc w:val="both"/>
+        <w:rPr>
+          <w:rFonts w:ascii="Times New Roman" w:eastAsia="Times New Roman" w:hAnsi="Times New Roman" w:cs="Times New Roman"/>
+          <w:sz w:val="24"/>
+          <w:szCs w:val="24"/>
+        </w:rPr>
+      </w:pPr>
+    </w:p>
+    <w:p>
+      <w:pPr>
+        <w:pBdr>
+          <w:top w:val="nil"/>
+          <w:left w:val="nil"/>
+          <w:bottom w:val="nil"/>
+          <w:right w:val="nil"/>
+          <w:between w:val="nil"/>
+        </w:pBdr>
+        <w:jc w:val="both"/>
+        <w:rPr>
+          <w:rFonts w:ascii="Times New Roman" w:eastAsia="Times New Roman" w:hAnsi="Times New Roman" w:cs="Times New Roman"/>
+          <w:sz w:val="24"/>
+          <w:szCs w:val="24"/>
+        </w:rPr>
+      </w:pPr>
+      <w:r>
+        <w:rPr>
+          <w:rFonts w:ascii="Times New Roman" w:eastAsia="Times New Roman" w:hAnsi="Times New Roman" w:cs="Times New Roman"/>
+          <w:sz w:val="24"/>
+          <w:szCs w:val="24"/>
+        </w:rPr>
+        <w:t xml:space="preserve">El tercer apartado del capítulo 1 debe contener los objetivos del proyecto, una descripción detallada de qué es lo que se quiere conseguir, pudiéndose dividir en subapartados (si el alumno lo ve oportuno) para distinguir entre “Objetivos principales”, “Objetivos secundarios” e incluso “Objetivos personales”, estos último serían los objetivos que persigue el propio alumno, más allá de que la aplicación final sea útil y funcional, como por ejemplo, aprender una nuevo lenguaje, tecnología o método de desarrollo y/o trabajo, aplicar los </w:t>
+      </w:r>
+      <w:r>
+        <w:rPr>
+          <w:rFonts w:ascii="Times New Roman" w:eastAsia="Times New Roman" w:hAnsi="Times New Roman" w:cs="Times New Roman"/>
+          <w:sz w:val="24"/>
+          <w:szCs w:val="24"/>
+        </w:rPr>
+        <w:lastRenderedPageBreak/>
+        <w:t xml:space="preserve">conocimientos adquiridos en la carrera, llegar a desarrollar un producto al que poder sacar un rendimiento, </w:t>
       </w:r>
       <w:proofErr w:type="spellStart"/>
       <w:r>
@@ -1489,6 +2707,357 @@
     </w:sectPr>
   </w:body>
 </w:document>
+</file>
+
+<file path=word/numbering.xml><?xml version="1.0" encoding="utf-8"?>
+<w:numbering xmlns:wpc="http://schemas.microsoft.com/office/word/2010/wordprocessingCanvas" xmlns:cx="http://schemas.microsoft.com/office/drawing/2014/chartex" xmlns:cx1="http://schemas.microsoft.com/office/drawing/2015/9/8/chartex" xmlns:cx2="http://schemas.microsoft.com/office/drawing/2015/10/21/chartex" xmlns:cx3="http://schemas.microsoft.com/office/drawing/2016/5/9/chartex" xmlns:cx4="http://schemas.microsoft.com/office/drawing/2016/5/10/chartex" xmlns:cx5="http://schemas.microsoft.com/office/drawing/2016/5/11/chartex" xmlns:cx6="http://schemas.microsoft.com/office/drawing/2016/5/12/chartex" xmlns:cx7="http://schemas.microsoft.com/office/drawing/2016/5/13/chartex" xmlns:cx8="http://schemas.microsoft.com/office/drawing/2016/5/14/chartex" xmlns:mc="http://schemas.openxmlformats.org/markup-compatibility/2006" xmlns:aink="http://schemas.microsoft.com/office/drawing/2016/ink" xmlns:am3d="http://schemas.microsoft.com/office/drawing/2017/model3d" xmlns:o="urn:schemas-microsoft-com:office:office" xmlns:oel="http://schemas.microsoft.com/office/2019/extlst" xmlns:r="http://schemas.openxmlformats.org/officeDocument/2006/relationships" xmlns:m="http://schemas.openxmlformats.org/officeDocument/2006/math" xmlns:v="urn:schemas-microsoft-com:vml" xmlns:wp14="http://schemas.microsoft.com/office/word/2010/wordprocessingDrawing" xmlns:wp="http://schemas.openxmlformats.org/drawingml/2006/wordprocessingDrawing" xmlns:w10="urn:schemas-microsoft-com:office:word" xmlns:w="http://schemas.openxmlformats.org/wordprocessingml/2006/main" xmlns:w14="http://schemas.microsoft.com/office/word/2010/wordml" xmlns:w15="http://schemas.microsoft.com/office/word/2012/wordml" xmlns:w16cex="http://schemas.microsoft.com/office/word/2018/wordml/cex" xmlns:w16cid="http://schemas.microsoft.com/office/word/2016/wordml/cid" xmlns:w16="http://schemas.microsoft.com/office/word/2018/wordml" xmlns:w16du="http://schemas.microsoft.com/office/word/2023/wordml/word16du" xmlns:w16sdtdh="http://schemas.microsoft.com/office/word/2020/wordml/sdtdatahash" xmlns:w16sdtfl="http://schemas.microsoft.com/office/word/2024/wordml/sdtformatlock" xmlns:w16se="http://schemas.microsoft.com/office/word/2015/wordml/symex" xmlns:wpg="http://schemas.microsoft.com/office/word/2010/wordprocessingGroup" xmlns:wpi="http://schemas.microsoft.com/office/word/2010/wordprocessingInk" xmlns:wne="http://schemas.microsoft.com/office/word/2006/wordml" xmlns:wps="http://schemas.microsoft.com/office/word/2010/wordprocessingShape" mc:Ignorable="w14 w15 w16se w16cid w16 w16cex w16sdtdh w16sdtfl w16du wp14">
+  <w:abstractNum w:abstractNumId="0" w15:restartNumberingAfterBreak="0">
+    <w:nsid w:val="410F300A"/>
+    <w:multiLevelType w:val="hybridMultilevel"/>
+    <w:tmpl w:val="32C63CA4"/>
+    <w:lvl w:ilvl="0" w:tplc="63DEB6E6">
+      <w:start w:val="1"/>
+      <w:numFmt w:val="bullet"/>
+      <w:lvlText w:val="-"/>
+      <w:lvlJc w:val="left"/>
+      <w:pPr>
+        <w:ind w:left="720" w:hanging="360"/>
+      </w:pPr>
+      <w:rPr>
+        <w:rFonts w:ascii="Times New Roman" w:eastAsia="Times New Roman" w:hAnsi="Times New Roman" w:cs="Times New Roman" w:hint="default"/>
+      </w:rPr>
+    </w:lvl>
+    <w:lvl w:ilvl="1" w:tplc="0C0A0003" w:tentative="1">
+      <w:start w:val="1"/>
+      <w:numFmt w:val="bullet"/>
+      <w:lvlText w:val="o"/>
+      <w:lvlJc w:val="left"/>
+      <w:pPr>
+        <w:ind w:left="1440" w:hanging="360"/>
+      </w:pPr>
+      <w:rPr>
+        <w:rFonts w:ascii="Courier New" w:hAnsi="Courier New" w:cs="Courier New" w:hint="default"/>
+      </w:rPr>
+    </w:lvl>
+    <w:lvl w:ilvl="2" w:tplc="0C0A0005" w:tentative="1">
+      <w:start w:val="1"/>
+      <w:numFmt w:val="bullet"/>
+      <w:lvlText w:val=""/>
+      <w:lvlJc w:val="left"/>
+      <w:pPr>
+        <w:ind w:left="2160" w:hanging="360"/>
+      </w:pPr>
+      <w:rPr>
+        <w:rFonts w:ascii="Wingdings" w:hAnsi="Wingdings" w:hint="default"/>
+      </w:rPr>
+    </w:lvl>
+    <w:lvl w:ilvl="3" w:tplc="0C0A0001" w:tentative="1">
+      <w:start w:val="1"/>
+      <w:numFmt w:val="bullet"/>
+      <w:lvlText w:val=""/>
+      <w:lvlJc w:val="left"/>
+      <w:pPr>
+        <w:ind w:left="2880" w:hanging="360"/>
+      </w:pPr>
+      <w:rPr>
+        <w:rFonts w:ascii="Symbol" w:hAnsi="Symbol" w:hint="default"/>
+      </w:rPr>
+    </w:lvl>
+    <w:lvl w:ilvl="4" w:tplc="0C0A0003" w:tentative="1">
+      <w:start w:val="1"/>
+      <w:numFmt w:val="bullet"/>
+      <w:lvlText w:val="o"/>
+      <w:lvlJc w:val="left"/>
+      <w:pPr>
+        <w:ind w:left="3600" w:hanging="360"/>
+      </w:pPr>
+      <w:rPr>
+        <w:rFonts w:ascii="Courier New" w:hAnsi="Courier New" w:cs="Courier New" w:hint="default"/>
+      </w:rPr>
+    </w:lvl>
+    <w:lvl w:ilvl="5" w:tplc="0C0A0005" w:tentative="1">
+      <w:start w:val="1"/>
+      <w:numFmt w:val="bullet"/>
+      <w:lvlText w:val=""/>
+      <w:lvlJc w:val="left"/>
+      <w:pPr>
+        <w:ind w:left="4320" w:hanging="360"/>
+      </w:pPr>
+      <w:rPr>
+        <w:rFonts w:ascii="Wingdings" w:hAnsi="Wingdings" w:hint="default"/>
+      </w:rPr>
+    </w:lvl>
+    <w:lvl w:ilvl="6" w:tplc="0C0A0001" w:tentative="1">
+      <w:start w:val="1"/>
+      <w:numFmt w:val="bullet"/>
+      <w:lvlText w:val=""/>
+      <w:lvlJc w:val="left"/>
+      <w:pPr>
+        <w:ind w:left="5040" w:hanging="360"/>
+      </w:pPr>
+      <w:rPr>
+        <w:rFonts w:ascii="Symbol" w:hAnsi="Symbol" w:hint="default"/>
+      </w:rPr>
+    </w:lvl>
+    <w:lvl w:ilvl="7" w:tplc="0C0A0003" w:tentative="1">
+      <w:start w:val="1"/>
+      <w:numFmt w:val="bullet"/>
+      <w:lvlText w:val="o"/>
+      <w:lvlJc w:val="left"/>
+      <w:pPr>
+        <w:ind w:left="5760" w:hanging="360"/>
+      </w:pPr>
+      <w:rPr>
+        <w:rFonts w:ascii="Courier New" w:hAnsi="Courier New" w:cs="Courier New" w:hint="default"/>
+      </w:rPr>
+    </w:lvl>
+    <w:lvl w:ilvl="8" w:tplc="0C0A0005" w:tentative="1">
+      <w:start w:val="1"/>
+      <w:numFmt w:val="bullet"/>
+      <w:lvlText w:val=""/>
+      <w:lvlJc w:val="left"/>
+      <w:pPr>
+        <w:ind w:left="6480" w:hanging="360"/>
+      </w:pPr>
+      <w:rPr>
+        <w:rFonts w:ascii="Wingdings" w:hAnsi="Wingdings" w:hint="default"/>
+      </w:rPr>
+    </w:lvl>
+  </w:abstractNum>
+  <w:abstractNum w:abstractNumId="1" w15:restartNumberingAfterBreak="0">
+    <w:nsid w:val="65356484"/>
+    <w:multiLevelType w:val="hybridMultilevel"/>
+    <w:tmpl w:val="F8240C1E"/>
+    <w:lvl w:ilvl="0" w:tplc="500AE9D4">
+      <w:numFmt w:val="bullet"/>
+      <w:lvlText w:val="-"/>
+      <w:lvlJc w:val="left"/>
+      <w:pPr>
+        <w:ind w:left="720" w:hanging="360"/>
+      </w:pPr>
+      <w:rPr>
+        <w:rFonts w:ascii="Times New Roman" w:eastAsia="Times New Roman" w:hAnsi="Times New Roman" w:cs="Times New Roman" w:hint="default"/>
+      </w:rPr>
+    </w:lvl>
+    <w:lvl w:ilvl="1" w:tplc="0C0A0003" w:tentative="1">
+      <w:start w:val="1"/>
+      <w:numFmt w:val="bullet"/>
+      <w:lvlText w:val="o"/>
+      <w:lvlJc w:val="left"/>
+      <w:pPr>
+        <w:ind w:left="1440" w:hanging="360"/>
+      </w:pPr>
+      <w:rPr>
+        <w:rFonts w:ascii="Courier New" w:hAnsi="Courier New" w:cs="Courier New" w:hint="default"/>
+      </w:rPr>
+    </w:lvl>
+    <w:lvl w:ilvl="2" w:tplc="0C0A0005" w:tentative="1">
+      <w:start w:val="1"/>
+      <w:numFmt w:val="bullet"/>
+      <w:lvlText w:val=""/>
+      <w:lvlJc w:val="left"/>
+      <w:pPr>
+        <w:ind w:left="2160" w:hanging="360"/>
+      </w:pPr>
+      <w:rPr>
+        <w:rFonts w:ascii="Wingdings" w:hAnsi="Wingdings" w:hint="default"/>
+      </w:rPr>
+    </w:lvl>
+    <w:lvl w:ilvl="3" w:tplc="0C0A0001" w:tentative="1">
+      <w:start w:val="1"/>
+      <w:numFmt w:val="bullet"/>
+      <w:lvlText w:val=""/>
+      <w:lvlJc w:val="left"/>
+      <w:pPr>
+        <w:ind w:left="2880" w:hanging="360"/>
+      </w:pPr>
+      <w:rPr>
+        <w:rFonts w:ascii="Symbol" w:hAnsi="Symbol" w:hint="default"/>
+      </w:rPr>
+    </w:lvl>
+    <w:lvl w:ilvl="4" w:tplc="0C0A0003" w:tentative="1">
+      <w:start w:val="1"/>
+      <w:numFmt w:val="bullet"/>
+      <w:lvlText w:val="o"/>
+      <w:lvlJc w:val="left"/>
+      <w:pPr>
+        <w:ind w:left="3600" w:hanging="360"/>
+      </w:pPr>
+      <w:rPr>
+        <w:rFonts w:ascii="Courier New" w:hAnsi="Courier New" w:cs="Courier New" w:hint="default"/>
+      </w:rPr>
+    </w:lvl>
+    <w:lvl w:ilvl="5" w:tplc="0C0A0005" w:tentative="1">
+      <w:start w:val="1"/>
+      <w:numFmt w:val="bullet"/>
+      <w:lvlText w:val=""/>
+      <w:lvlJc w:val="left"/>
+      <w:pPr>
+        <w:ind w:left="4320" w:hanging="360"/>
+      </w:pPr>
+      <w:rPr>
+        <w:rFonts w:ascii="Wingdings" w:hAnsi="Wingdings" w:hint="default"/>
+      </w:rPr>
+    </w:lvl>
+    <w:lvl w:ilvl="6" w:tplc="0C0A0001" w:tentative="1">
+      <w:start w:val="1"/>
+      <w:numFmt w:val="bullet"/>
+      <w:lvlText w:val=""/>
+      <w:lvlJc w:val="left"/>
+      <w:pPr>
+        <w:ind w:left="5040" w:hanging="360"/>
+      </w:pPr>
+      <w:rPr>
+        <w:rFonts w:ascii="Symbol" w:hAnsi="Symbol" w:hint="default"/>
+      </w:rPr>
+    </w:lvl>
+    <w:lvl w:ilvl="7" w:tplc="0C0A0003" w:tentative="1">
+      <w:start w:val="1"/>
+      <w:numFmt w:val="bullet"/>
+      <w:lvlText w:val="o"/>
+      <w:lvlJc w:val="left"/>
+      <w:pPr>
+        <w:ind w:left="5760" w:hanging="360"/>
+      </w:pPr>
+      <w:rPr>
+        <w:rFonts w:ascii="Courier New" w:hAnsi="Courier New" w:cs="Courier New" w:hint="default"/>
+      </w:rPr>
+    </w:lvl>
+    <w:lvl w:ilvl="8" w:tplc="0C0A0005" w:tentative="1">
+      <w:start w:val="1"/>
+      <w:numFmt w:val="bullet"/>
+      <w:lvlText w:val=""/>
+      <w:lvlJc w:val="left"/>
+      <w:pPr>
+        <w:ind w:left="6480" w:hanging="360"/>
+      </w:pPr>
+      <w:rPr>
+        <w:rFonts w:ascii="Wingdings" w:hAnsi="Wingdings" w:hint="default"/>
+      </w:rPr>
+    </w:lvl>
+  </w:abstractNum>
+  <w:abstractNum w:abstractNumId="2" w15:restartNumberingAfterBreak="0">
+    <w:nsid w:val="6CAE2F44"/>
+    <w:multiLevelType w:val="hybridMultilevel"/>
+    <w:tmpl w:val="73B08C9A"/>
+    <w:lvl w:ilvl="0" w:tplc="0C0A0001">
+      <w:numFmt w:val="bullet"/>
+      <w:lvlText w:val=""/>
+      <w:lvlJc w:val="left"/>
+      <w:pPr>
+        <w:ind w:left="720" w:hanging="360"/>
+      </w:pPr>
+      <w:rPr>
+        <w:rFonts w:ascii="Symbol" w:eastAsia="Times New Roman" w:hAnsi="Symbol" w:cs="Times New Roman" w:hint="default"/>
+      </w:rPr>
+    </w:lvl>
+    <w:lvl w:ilvl="1" w:tplc="0C0A0003" w:tentative="1">
+      <w:start w:val="1"/>
+      <w:numFmt w:val="bullet"/>
+      <w:lvlText w:val="o"/>
+      <w:lvlJc w:val="left"/>
+      <w:pPr>
+        <w:ind w:left="1440" w:hanging="360"/>
+      </w:pPr>
+      <w:rPr>
+        <w:rFonts w:ascii="Courier New" w:hAnsi="Courier New" w:cs="Courier New" w:hint="default"/>
+      </w:rPr>
+    </w:lvl>
+    <w:lvl w:ilvl="2" w:tplc="0C0A0005" w:tentative="1">
+      <w:start w:val="1"/>
+      <w:numFmt w:val="bullet"/>
+      <w:lvlText w:val=""/>
+      <w:lvlJc w:val="left"/>
+      <w:pPr>
+        <w:ind w:left="2160" w:hanging="360"/>
+      </w:pPr>
+      <w:rPr>
+        <w:rFonts w:ascii="Wingdings" w:hAnsi="Wingdings" w:hint="default"/>
+      </w:rPr>
+    </w:lvl>
+    <w:lvl w:ilvl="3" w:tplc="0C0A0001" w:tentative="1">
+      <w:start w:val="1"/>
+      <w:numFmt w:val="bullet"/>
+      <w:lvlText w:val=""/>
+      <w:lvlJc w:val="left"/>
+      <w:pPr>
+        <w:ind w:left="2880" w:hanging="360"/>
+      </w:pPr>
+      <w:rPr>
+        <w:rFonts w:ascii="Symbol" w:hAnsi="Symbol" w:hint="default"/>
+      </w:rPr>
+    </w:lvl>
+    <w:lvl w:ilvl="4" w:tplc="0C0A0003" w:tentative="1">
+      <w:start w:val="1"/>
+      <w:numFmt w:val="bullet"/>
+      <w:lvlText w:val="o"/>
+      <w:lvlJc w:val="left"/>
+      <w:pPr>
+        <w:ind w:left="3600" w:hanging="360"/>
+      </w:pPr>
+      <w:rPr>
+        <w:rFonts w:ascii="Courier New" w:hAnsi="Courier New" w:cs="Courier New" w:hint="default"/>
+      </w:rPr>
+    </w:lvl>
+    <w:lvl w:ilvl="5" w:tplc="0C0A0005" w:tentative="1">
+      <w:start w:val="1"/>
+      <w:numFmt w:val="bullet"/>
+      <w:lvlText w:val=""/>
+      <w:lvlJc w:val="left"/>
+      <w:pPr>
+        <w:ind w:left="4320" w:hanging="360"/>
+      </w:pPr>
+      <w:rPr>
+        <w:rFonts w:ascii="Wingdings" w:hAnsi="Wingdings" w:hint="default"/>
+      </w:rPr>
+    </w:lvl>
+    <w:lvl w:ilvl="6" w:tplc="0C0A0001" w:tentative="1">
+      <w:start w:val="1"/>
+      <w:numFmt w:val="bullet"/>
+      <w:lvlText w:val=""/>
+      <w:lvlJc w:val="left"/>
+      <w:pPr>
+        <w:ind w:left="5040" w:hanging="360"/>
+      </w:pPr>
+      <w:rPr>
+        <w:rFonts w:ascii="Symbol" w:hAnsi="Symbol" w:hint="default"/>
+      </w:rPr>
+    </w:lvl>
+    <w:lvl w:ilvl="7" w:tplc="0C0A0003" w:tentative="1">
+      <w:start w:val="1"/>
+      <w:numFmt w:val="bullet"/>
+      <w:lvlText w:val="o"/>
+      <w:lvlJc w:val="left"/>
+      <w:pPr>
+        <w:ind w:left="5760" w:hanging="360"/>
+      </w:pPr>
+      <w:rPr>
+        <w:rFonts w:ascii="Courier New" w:hAnsi="Courier New" w:cs="Courier New" w:hint="default"/>
+      </w:rPr>
+    </w:lvl>
+    <w:lvl w:ilvl="8" w:tplc="0C0A0005" w:tentative="1">
+      <w:start w:val="1"/>
+      <w:numFmt w:val="bullet"/>
+      <w:lvlText w:val=""/>
+      <w:lvlJc w:val="left"/>
+      <w:pPr>
+        <w:ind w:left="6480" w:hanging="360"/>
+      </w:pPr>
+      <w:rPr>
+        <w:rFonts w:ascii="Wingdings" w:hAnsi="Wingdings" w:hint="default"/>
+      </w:rPr>
+    </w:lvl>
+  </w:abstractNum>
+  <w:num w:numId="1" w16cid:durableId="325398035">
+    <w:abstractNumId w:val="2"/>
+  </w:num>
+  <w:num w:numId="2" w16cid:durableId="534654579">
+    <w:abstractNumId w:val="1"/>
+  </w:num>
+  <w:num w:numId="3" w16cid:durableId="1229727737">
+    <w:abstractNumId w:val="0"/>
+  </w:num>
+</w:numbering>
 </file>
 
 <file path=word/styles.xml><?xml version="1.0" encoding="utf-8"?>
@@ -2083,6 +3652,17 @@
       <w:szCs w:val="26"/>
     </w:rPr>
   </w:style>
+  <w:style w:type="paragraph" w:styleId="Prrafodelista">
+    <w:name w:val="List Paragraph"/>
+    <w:basedOn w:val="Normal"/>
+    <w:uiPriority w:val="34"/>
+    <w:qFormat/>
+    <w:rsid w:val="007E6CD6"/>
+    <w:pPr>
+      <w:ind w:left="720"/>
+      <w:contextualSpacing/>
+    </w:pPr>
+  </w:style>
 </w:styles>
 </file>
 

--- a/docs/Capítulo 1 - Introducción (y objetivos).docx
+++ b/docs/Capítulo 1 - Introducción (y objetivos).docx
@@ -304,83 +304,75 @@
           <w:sz w:val="24"/>
           <w:szCs w:val="24"/>
         </w:rPr>
-        <w:t xml:space="preserve">Asimismo, también </w:t>
-      </w:r>
-      <w:r>
-        <w:rPr>
-          <w:rFonts w:ascii="Times New Roman" w:eastAsia="Times New Roman" w:hAnsi="Times New Roman" w:cs="Times New Roman"/>
-          <w:sz w:val="24"/>
-          <w:szCs w:val="24"/>
-        </w:rPr>
-        <w:t>ha crecido la concienciación sobre el bienestar animal y la importancia de proporcionar a los animales domésticos una atención adecuada y responsable. Este cuidado implica la realización de diversas tareas periódicas, como la alimentación, los paseos, el control veterinario y, en algunos casos, la administración de tratamientos médicos.</w:t>
-      </w:r>
-    </w:p>
-    <w:p>
-      <w:pPr>
-        <w:pBdr>
-          <w:top w:val="nil"/>
-          <w:left w:val="nil"/>
-          <w:bottom w:val="nil"/>
-          <w:right w:val="nil"/>
-          <w:between w:val="nil"/>
-        </w:pBdr>
-        <w:jc w:val="both"/>
-        <w:rPr>
-          <w:rFonts w:ascii="Times New Roman" w:eastAsia="Times New Roman" w:hAnsi="Times New Roman" w:cs="Times New Roman"/>
-          <w:sz w:val="24"/>
-          <w:szCs w:val="24"/>
-        </w:rPr>
-      </w:pPr>
-    </w:p>
-    <w:p>
-      <w:pPr>
-        <w:pBdr>
-          <w:top w:val="nil"/>
-          <w:left w:val="nil"/>
-          <w:bottom w:val="nil"/>
-          <w:right w:val="nil"/>
-          <w:between w:val="nil"/>
-        </w:pBdr>
-        <w:jc w:val="both"/>
-        <w:rPr>
-          <w:rFonts w:ascii="Times New Roman" w:eastAsia="Times New Roman" w:hAnsi="Times New Roman" w:cs="Times New Roman"/>
-          <w:sz w:val="24"/>
-          <w:szCs w:val="24"/>
-        </w:rPr>
-      </w:pPr>
-      <w:r>
-        <w:rPr>
-          <w:rFonts w:ascii="Times New Roman" w:eastAsia="Times New Roman" w:hAnsi="Times New Roman" w:cs="Times New Roman"/>
-          <w:sz w:val="24"/>
-          <w:szCs w:val="24"/>
-        </w:rPr>
-        <w:t>Al igual que las personas, los animales pueden padecer enfermedades, alergias u otras afecciones que requieren un seguimiento constante y la administración regular de medicación. En muchos hogares estas responsabilidades son compartidas entre varios miembros de la familia, lo que puede generar problemas de coordinación y organización</w:t>
-      </w:r>
-      <w:r>
-        <w:rPr>
-          <w:rFonts w:ascii="Times New Roman" w:eastAsia="Times New Roman" w:hAnsi="Times New Roman" w:cs="Times New Roman"/>
-          <w:sz w:val="24"/>
-          <w:szCs w:val="24"/>
-        </w:rPr>
-        <w:t>.</w:t>
-      </w:r>
-    </w:p>
-    <w:p>
-      <w:pPr>
-        <w:pBdr>
-          <w:top w:val="nil"/>
-          <w:left w:val="nil"/>
-          <w:bottom w:val="nil"/>
-          <w:right w:val="nil"/>
-          <w:between w:val="nil"/>
-        </w:pBdr>
-        <w:jc w:val="both"/>
-        <w:rPr>
-          <w:rFonts w:ascii="Times New Roman" w:eastAsia="Times New Roman" w:hAnsi="Times New Roman" w:cs="Times New Roman"/>
-          <w:sz w:val="24"/>
-          <w:szCs w:val="24"/>
-        </w:rPr>
-      </w:pPr>
+        <w:t>Paralelamente, ha crecido la conciencia sobre el bienestar animal y la importancia de proporcionar a los animales domésticos una atención adecuada y responsable. Este cuidado implica la realización de diversas tareas periódicas, como la alimentación, los paseos, el control veterinario y, en algunos casos, la administración de tratamientos médicos.</w:t>
+      </w:r>
+    </w:p>
+    <w:p>
+      <w:pPr>
+        <w:pBdr>
+          <w:top w:val="nil"/>
+          <w:left w:val="nil"/>
+          <w:bottom w:val="nil"/>
+          <w:right w:val="nil"/>
+          <w:between w:val="nil"/>
+        </w:pBdr>
+        <w:jc w:val="both"/>
+        <w:rPr>
+          <w:rFonts w:ascii="Times New Roman" w:eastAsia="Times New Roman" w:hAnsi="Times New Roman" w:cs="Times New Roman"/>
+          <w:sz w:val="24"/>
+          <w:szCs w:val="24"/>
+        </w:rPr>
+      </w:pPr>
+    </w:p>
+    <w:p>
+      <w:pPr>
+        <w:pBdr>
+          <w:top w:val="nil"/>
+          <w:left w:val="nil"/>
+          <w:bottom w:val="nil"/>
+          <w:right w:val="nil"/>
+          <w:between w:val="nil"/>
+        </w:pBdr>
+        <w:jc w:val="both"/>
+        <w:rPr>
+          <w:rFonts w:ascii="Times New Roman" w:eastAsia="Times New Roman" w:hAnsi="Times New Roman" w:cs="Times New Roman"/>
+          <w:sz w:val="24"/>
+          <w:szCs w:val="24"/>
+        </w:rPr>
+      </w:pPr>
+    </w:p>
+    <w:p>
+      <w:pPr>
+        <w:pBdr>
+          <w:top w:val="nil"/>
+          <w:left w:val="nil"/>
+          <w:bottom w:val="nil"/>
+          <w:right w:val="nil"/>
+          <w:between w:val="nil"/>
+        </w:pBdr>
+        <w:jc w:val="both"/>
+        <w:rPr>
+          <w:rFonts w:ascii="Times New Roman" w:eastAsia="Times New Roman" w:hAnsi="Times New Roman" w:cs="Times New Roman"/>
+          <w:sz w:val="24"/>
+          <w:szCs w:val="24"/>
+        </w:rPr>
+      </w:pPr>
+      <w:r>
+        <w:rPr>
+          <w:rFonts w:ascii="Times New Roman" w:eastAsia="Times New Roman" w:hAnsi="Times New Roman" w:cs="Times New Roman"/>
+          <w:sz w:val="24"/>
+          <w:szCs w:val="24"/>
+        </w:rPr>
+        <w:t>Al igual que los seres humanos, los animales pueden padecer enfermedades, alergias u otras afecciones que requieren un seguimiento constante y la administración regular de medicación. En muchos hogares, estas responsabilidades son compartidas entre varios miembros de la familia, lo que puede generar problemas de coordinación y organización.</w:t>
+      </w:r>
+      <w:r>
+        <w:rPr>
+          <w:rFonts w:ascii="Times New Roman" w:eastAsia="Times New Roman" w:hAnsi="Times New Roman" w:cs="Times New Roman"/>
+          <w:sz w:val="24"/>
+          <w:szCs w:val="24"/>
+        </w:rPr>
+        <w:t xml:space="preserve"> </w:t>
+      </w:r>
       <w:r>
         <w:rPr>
           <w:rFonts w:ascii="Times New Roman" w:eastAsia="Times New Roman" w:hAnsi="Times New Roman" w:cs="Times New Roman"/>
@@ -430,7 +422,23 @@
           <w:sz w:val="24"/>
           <w:szCs w:val="24"/>
         </w:rPr>
-        <w:t>En la actualidad, algunas soluciones utilizadas para gestionar estas tareas consisten en anotar las dosis o actividades en papel, utilizar agendas, escribir mensajes vía WhatsApp al resto de cuidadores o establecer recordatorios en dispositivos móviles. Sin embargo, estas soluciones presentan limitaciones importantes cuando intervienen varias personas en el cuidado animal, ya que no permiten una coordinación efectiva ni garantizan que todos los cuidadores dispongan de la misma información actualizada.</w:t>
+        <w:t xml:space="preserve">En la actualidad, algunas soluciones utilizadas para gestionar estas tareas consisten en anotar las dosis o actividades en papel, utilizar agendas, escribir mensajes vía WhatsApp al resto de cuidadores o establecer recordatorios en dispositivos móviles. Sin embargo, estas soluciones presentan limitaciones </w:t>
+      </w:r>
+      <w:r>
+        <w:rPr>
+          <w:rFonts w:ascii="Times New Roman" w:eastAsia="Times New Roman" w:hAnsi="Times New Roman" w:cs="Times New Roman"/>
+          <w:sz w:val="24"/>
+          <w:szCs w:val="24"/>
+        </w:rPr>
+        <w:t>significativas</w:t>
+      </w:r>
+      <w:r>
+        <w:rPr>
+          <w:rFonts w:ascii="Times New Roman" w:eastAsia="Times New Roman" w:hAnsi="Times New Roman" w:cs="Times New Roman"/>
+          <w:sz w:val="24"/>
+          <w:szCs w:val="24"/>
+        </w:rPr>
+        <w:t xml:space="preserve"> cuando intervienen varias personas en el cuidado animal, ya que no permiten una coordinación efectiva ni garantizan que todos los cuidadores dispongan de la misma información actualizada.</w:t>
       </w:r>
     </w:p>
     <w:p>
@@ -605,63 +613,7 @@
           <w:sz w:val="24"/>
           <w:szCs w:val="24"/>
         </w:rPr>
-        <w:t>Tal y como se</w:t>
-      </w:r>
-      <w:r>
-        <w:rPr>
-          <w:rFonts w:ascii="Times New Roman" w:eastAsia="Times New Roman" w:hAnsi="Times New Roman" w:cs="Times New Roman"/>
-          <w:sz w:val="24"/>
-          <w:szCs w:val="24"/>
-        </w:rPr>
-        <w:t xml:space="preserve"> ha comentado en el apartado anterior, actualmente </w:t>
-      </w:r>
-      <w:r>
-        <w:rPr>
-          <w:rFonts w:ascii="Times New Roman" w:eastAsia="Times New Roman" w:hAnsi="Times New Roman" w:cs="Times New Roman"/>
-          <w:sz w:val="24"/>
-          <w:szCs w:val="24"/>
-        </w:rPr>
-        <w:t>pueden existir</w:t>
-      </w:r>
-      <w:r>
-        <w:rPr>
-          <w:rFonts w:ascii="Times New Roman" w:eastAsia="Times New Roman" w:hAnsi="Times New Roman" w:cs="Times New Roman"/>
-          <w:sz w:val="24"/>
-          <w:szCs w:val="24"/>
-        </w:rPr>
-        <w:t xml:space="preserve"> problema</w:t>
-      </w:r>
-      <w:r>
-        <w:rPr>
-          <w:rFonts w:ascii="Times New Roman" w:eastAsia="Times New Roman" w:hAnsi="Times New Roman" w:cs="Times New Roman"/>
-          <w:sz w:val="24"/>
-          <w:szCs w:val="24"/>
-        </w:rPr>
-        <w:t>s</w:t>
-      </w:r>
-      <w:r>
-        <w:rPr>
-          <w:rFonts w:ascii="Times New Roman" w:eastAsia="Times New Roman" w:hAnsi="Times New Roman" w:cs="Times New Roman"/>
-          <w:sz w:val="24"/>
-          <w:szCs w:val="24"/>
-        </w:rPr>
-        <w:t xml:space="preserve"> de coordinación y organización en los hogares a la hora </w:t>
-      </w:r>
-      <w:r>
-        <w:rPr>
-          <w:rFonts w:ascii="Times New Roman" w:eastAsia="Times New Roman" w:hAnsi="Times New Roman" w:cs="Times New Roman"/>
-          <w:sz w:val="24"/>
-          <w:szCs w:val="24"/>
-        </w:rPr>
-        <w:t>de gestionar el</w:t>
-      </w:r>
-      <w:r>
-        <w:rPr>
-          <w:rFonts w:ascii="Times New Roman" w:eastAsia="Times New Roman" w:hAnsi="Times New Roman" w:cs="Times New Roman"/>
-          <w:sz w:val="24"/>
-          <w:szCs w:val="24"/>
-        </w:rPr>
-        <w:t xml:space="preserve"> cuidado</w:t>
+        <w:t>Tal como se ha mencionado</w:t>
       </w:r>
       <w:r>
         <w:rPr>
@@ -677,23 +629,23 @@
           <w:sz w:val="24"/>
           <w:szCs w:val="24"/>
         </w:rPr>
-        <w:t>de las mascotas</w:t>
-      </w:r>
-      <w:r>
-        <w:rPr>
-          <w:rFonts w:ascii="Times New Roman" w:eastAsia="Times New Roman" w:hAnsi="Times New Roman" w:cs="Times New Roman"/>
-          <w:sz w:val="24"/>
-          <w:szCs w:val="24"/>
-        </w:rPr>
-        <w:t xml:space="preserve"> cuando varias personas participan en estas tareas</w:t>
-      </w:r>
-      <w:r>
-        <w:rPr>
-          <w:rFonts w:ascii="Times New Roman" w:eastAsia="Times New Roman" w:hAnsi="Times New Roman" w:cs="Times New Roman"/>
-          <w:sz w:val="24"/>
-          <w:szCs w:val="24"/>
-        </w:rPr>
-        <w:t xml:space="preserve">. </w:t>
+        <w:t xml:space="preserve">en el apartado anterior, </w:t>
+      </w:r>
+      <w:r>
+        <w:rPr>
+          <w:rFonts w:ascii="Times New Roman" w:eastAsia="Times New Roman" w:hAnsi="Times New Roman" w:cs="Times New Roman"/>
+          <w:sz w:val="24"/>
+          <w:szCs w:val="24"/>
+        </w:rPr>
+        <w:t>actualmente pueden surgir problemas de coordinación y organización en los hogares al gestionar el cuidado de las mascotas cuando varias personas participan en estas tareas.</w:t>
+      </w:r>
+      <w:r>
+        <w:rPr>
+          <w:rFonts w:ascii="Times New Roman" w:eastAsia="Times New Roman" w:hAnsi="Times New Roman" w:cs="Times New Roman"/>
+          <w:sz w:val="24"/>
+          <w:szCs w:val="24"/>
+        </w:rPr>
+        <w:t xml:space="preserve"> </w:t>
       </w:r>
       <w:r>
         <w:rPr>
@@ -759,7 +711,23 @@
           <w:sz w:val="24"/>
           <w:szCs w:val="24"/>
         </w:rPr>
-        <w:t xml:space="preserve">la observación directa de esta problemática surge la idea de </w:t>
+        <w:t>la observación directa de esta problemática</w:t>
+      </w:r>
+      <w:r>
+        <w:rPr>
+          <w:rFonts w:ascii="Times New Roman" w:eastAsia="Times New Roman" w:hAnsi="Times New Roman" w:cs="Times New Roman"/>
+          <w:sz w:val="24"/>
+          <w:szCs w:val="24"/>
+        </w:rPr>
+        <w:t>,</w:t>
+      </w:r>
+      <w:r>
+        <w:rPr>
+          <w:rFonts w:ascii="Times New Roman" w:eastAsia="Times New Roman" w:hAnsi="Times New Roman" w:cs="Times New Roman"/>
+          <w:sz w:val="24"/>
+          <w:szCs w:val="24"/>
+        </w:rPr>
+        <w:t xml:space="preserve"> surge la idea de </w:t>
       </w:r>
       <w:r>
         <w:rPr>
@@ -1459,7 +1427,23 @@
           <w:sz w:val="24"/>
           <w:szCs w:val="24"/>
         </w:rPr>
-        <w:t>gracias a si diseño responsive, la aplicación podrá utilizarse tanto desde ordenadores como desde dispositivos móviles, facilitando su uso en diferentes contextos y situaciones.</w:t>
+        <w:t>gracias a s</w:t>
+      </w:r>
+      <w:r>
+        <w:rPr>
+          <w:rFonts w:ascii="Times New Roman" w:eastAsia="Times New Roman" w:hAnsi="Times New Roman" w:cs="Times New Roman"/>
+          <w:sz w:val="24"/>
+          <w:szCs w:val="24"/>
+        </w:rPr>
+        <w:t>u</w:t>
+      </w:r>
+      <w:r>
+        <w:rPr>
+          <w:rFonts w:ascii="Times New Roman" w:eastAsia="Times New Roman" w:hAnsi="Times New Roman" w:cs="Times New Roman"/>
+          <w:sz w:val="24"/>
+          <w:szCs w:val="24"/>
+        </w:rPr>
+        <w:t xml:space="preserve"> diseño responsive, la aplicación podrá utilizarse tanto desde ordenadores como desde dispositivos móviles, facilitando su uso en diferentes contextos y situaciones.</w:t>
       </w:r>
     </w:p>
     <w:p>
@@ -1733,15 +1717,103 @@
           <w:sz w:val="24"/>
           <w:szCs w:val="24"/>
         </w:rPr>
-        <w:t xml:space="preserve"> surge de un interés personal por el desarrollo de aplicaciones web y por la posibilidad de crear una herramienta útil que pueda aplicarse</w:t>
-      </w:r>
-      <w:r>
-        <w:rPr>
-          <w:rFonts w:ascii="Times New Roman" w:eastAsia="Times New Roman" w:hAnsi="Times New Roman" w:cs="Times New Roman"/>
-          <w:sz w:val="24"/>
-          <w:szCs w:val="24"/>
-        </w:rPr>
-        <w:t xml:space="preserve"> a situaciones reales. El cuidado de mascotas es una actividad presente en muchos hogares, por lo que el desarrollo de una aplicación orientada a facilitar su gestión puede resultar de gran utilidad para numerosos usuarios.</w:t>
+        <w:t xml:space="preserve"> </w:t>
+      </w:r>
+      <w:r>
+        <w:rPr>
+          <w:rFonts w:ascii="Times New Roman" w:eastAsia="Times New Roman" w:hAnsi="Times New Roman" w:cs="Times New Roman"/>
+          <w:sz w:val="24"/>
+          <w:szCs w:val="24"/>
+        </w:rPr>
+        <w:t>se origina a partir de un</w:t>
+      </w:r>
+      <w:r>
+        <w:rPr>
+          <w:rFonts w:ascii="Times New Roman" w:eastAsia="Times New Roman" w:hAnsi="Times New Roman" w:cs="Times New Roman"/>
+          <w:sz w:val="24"/>
+          <w:szCs w:val="24"/>
+        </w:rPr>
+        <w:t xml:space="preserve"> </w:t>
+      </w:r>
+      <w:r>
+        <w:rPr>
+          <w:rFonts w:ascii="Times New Roman" w:eastAsia="Times New Roman" w:hAnsi="Times New Roman" w:cs="Times New Roman"/>
+          <w:sz w:val="24"/>
+          <w:szCs w:val="24"/>
+        </w:rPr>
+        <w:t xml:space="preserve">interés personal </w:t>
+      </w:r>
+      <w:r>
+        <w:rPr>
+          <w:rFonts w:ascii="Times New Roman" w:eastAsia="Times New Roman" w:hAnsi="Times New Roman" w:cs="Times New Roman"/>
+          <w:sz w:val="24"/>
+          <w:szCs w:val="24"/>
+        </w:rPr>
+        <w:t>en</w:t>
+      </w:r>
+      <w:r>
+        <w:rPr>
+          <w:rFonts w:ascii="Times New Roman" w:eastAsia="Times New Roman" w:hAnsi="Times New Roman" w:cs="Times New Roman"/>
+          <w:sz w:val="24"/>
+          <w:szCs w:val="24"/>
+        </w:rPr>
+        <w:t xml:space="preserve"> el desarrollo de aplicaciones web y la posibilidad de crear una herramienta útil que pueda aplicarse</w:t>
+      </w:r>
+      <w:r>
+        <w:rPr>
+          <w:rFonts w:ascii="Times New Roman" w:eastAsia="Times New Roman" w:hAnsi="Times New Roman" w:cs="Times New Roman"/>
+          <w:sz w:val="24"/>
+          <w:szCs w:val="24"/>
+        </w:rPr>
+        <w:t xml:space="preserve"> a situaciones reales. El cuidado de mascotas es una actividad </w:t>
+      </w:r>
+      <w:r>
+        <w:rPr>
+          <w:rFonts w:ascii="Times New Roman" w:eastAsia="Times New Roman" w:hAnsi="Times New Roman" w:cs="Times New Roman"/>
+          <w:sz w:val="24"/>
+          <w:szCs w:val="24"/>
+        </w:rPr>
+        <w:t>común</w:t>
+      </w:r>
+      <w:r>
+        <w:rPr>
+          <w:rFonts w:ascii="Times New Roman" w:eastAsia="Times New Roman" w:hAnsi="Times New Roman" w:cs="Times New Roman"/>
+          <w:sz w:val="24"/>
+          <w:szCs w:val="24"/>
+        </w:rPr>
+        <w:t xml:space="preserve"> en muchos hogares, por lo que el desarrollo de una aplicación </w:t>
+      </w:r>
+      <w:r>
+        <w:rPr>
+          <w:rFonts w:ascii="Times New Roman" w:eastAsia="Times New Roman" w:hAnsi="Times New Roman" w:cs="Times New Roman"/>
+          <w:sz w:val="24"/>
+          <w:szCs w:val="24"/>
+        </w:rPr>
+        <w:t>destinada</w:t>
+      </w:r>
+      <w:r>
+        <w:rPr>
+          <w:rFonts w:ascii="Times New Roman" w:eastAsia="Times New Roman" w:hAnsi="Times New Roman" w:cs="Times New Roman"/>
+          <w:sz w:val="24"/>
+          <w:szCs w:val="24"/>
+        </w:rPr>
+        <w:t xml:space="preserve"> a facilitar su gestión puede </w:t>
+      </w:r>
+      <w:r>
+        <w:rPr>
+          <w:rFonts w:ascii="Times New Roman" w:eastAsia="Times New Roman" w:hAnsi="Times New Roman" w:cs="Times New Roman"/>
+          <w:sz w:val="24"/>
+          <w:szCs w:val="24"/>
+        </w:rPr>
+        <w:t>ser</w:t>
+      </w:r>
+      <w:r>
+        <w:rPr>
+          <w:rFonts w:ascii="Times New Roman" w:eastAsia="Times New Roman" w:hAnsi="Times New Roman" w:cs="Times New Roman"/>
+          <w:sz w:val="24"/>
+          <w:szCs w:val="24"/>
+        </w:rPr>
+        <w:t xml:space="preserve"> de gran utilidad para numerosos usuarios.</w:t>
       </w:r>
     </w:p>
     <w:p>
@@ -1808,7 +1880,23 @@
           <w:sz w:val="24"/>
           <w:szCs w:val="24"/>
         </w:rPr>
-        <w:t xml:space="preserve">una buena oportunidad para aplicar los conocimientos </w:t>
+        <w:t xml:space="preserve">una </w:t>
+      </w:r>
+      <w:r>
+        <w:rPr>
+          <w:rFonts w:ascii="Times New Roman" w:eastAsia="Times New Roman" w:hAnsi="Times New Roman" w:cs="Times New Roman"/>
+          <w:sz w:val="24"/>
+          <w:szCs w:val="24"/>
+        </w:rPr>
+        <w:t>excelente</w:t>
+      </w:r>
+      <w:r>
+        <w:rPr>
+          <w:rFonts w:ascii="Times New Roman" w:eastAsia="Times New Roman" w:hAnsi="Times New Roman" w:cs="Times New Roman"/>
+          <w:sz w:val="24"/>
+          <w:szCs w:val="24"/>
+        </w:rPr>
+        <w:t xml:space="preserve"> oportunidad para aplicar los conocimientos </w:t>
       </w:r>
       <w:r>
         <w:rPr>
@@ -1882,49 +1970,39 @@
           <w:sz w:val="24"/>
           <w:szCs w:val="24"/>
         </w:rPr>
-        <w:t>Asimismo, el desarrollo de esta aplicación permite profundizar en el uso de tecnologías actuales utilizadas en el ámbito profesional y comprender mejor el proceso completo de diseño e implementación de un sistema software.</w:t>
-      </w:r>
-    </w:p>
-    <w:p>
-      <w:pPr>
-        <w:pBdr>
-          <w:top w:val="nil"/>
-          <w:left w:val="nil"/>
-          <w:bottom w:val="nil"/>
-          <w:right w:val="nil"/>
-          <w:between w:val="nil"/>
-        </w:pBdr>
-        <w:jc w:val="both"/>
-        <w:rPr>
-          <w:rFonts w:ascii="Times New Roman" w:eastAsia="Times New Roman" w:hAnsi="Times New Roman" w:cs="Times New Roman"/>
-          <w:sz w:val="24"/>
-          <w:szCs w:val="24"/>
-        </w:rPr>
-      </w:pPr>
-    </w:p>
-    <w:p>
-      <w:pPr>
-        <w:pBdr>
-          <w:top w:val="nil"/>
-          <w:left w:val="nil"/>
-          <w:bottom w:val="nil"/>
-          <w:right w:val="nil"/>
-          <w:between w:val="nil"/>
-        </w:pBdr>
-        <w:jc w:val="both"/>
-        <w:rPr>
-          <w:rFonts w:ascii="Times New Roman" w:eastAsia="Times New Roman" w:hAnsi="Times New Roman" w:cs="Times New Roman"/>
-          <w:sz w:val="24"/>
-          <w:szCs w:val="24"/>
-        </w:rPr>
-      </w:pPr>
-      <w:r>
-        <w:rPr>
-          <w:rFonts w:ascii="Times New Roman" w:eastAsia="Times New Roman" w:hAnsi="Times New Roman" w:cs="Times New Roman"/>
-          <w:sz w:val="24"/>
-          <w:szCs w:val="24"/>
-        </w:rPr>
-        <w:t>(Nótese que entre cada epígrafe y el texto que continúa hay siempre un espacio de 1 [INTRO], entre párrafos consecutivos también hay un espacio de 1 [INTRO], y entre el último párrafo de un apartado y el siguiente epígrafe hay un espacio de 2 [INTRO]’s. Debe procurarse respetar este formato en todo el documento, también en el resto de capítulos).</w:t>
+        <w:t xml:space="preserve">Asimismo, el desarrollo de esta aplicación permite profundizar en el uso de tecnologías actuales </w:t>
+      </w:r>
+      <w:r>
+        <w:rPr>
+          <w:rFonts w:ascii="Times New Roman" w:eastAsia="Times New Roman" w:hAnsi="Times New Roman" w:cs="Times New Roman"/>
+          <w:sz w:val="24"/>
+          <w:szCs w:val="24"/>
+        </w:rPr>
+        <w:t>empleadas</w:t>
+      </w:r>
+      <w:r>
+        <w:rPr>
+          <w:rFonts w:ascii="Times New Roman" w:eastAsia="Times New Roman" w:hAnsi="Times New Roman" w:cs="Times New Roman"/>
+          <w:sz w:val="24"/>
+          <w:szCs w:val="24"/>
+        </w:rPr>
+        <w:t xml:space="preserve"> en el ámbito profesional y comprender mejor el proceso completo de diseño e implementación de un sistema </w:t>
+      </w:r>
+      <w:r>
+        <w:rPr>
+          <w:rFonts w:ascii="Times New Roman" w:eastAsia="Times New Roman" w:hAnsi="Times New Roman" w:cs="Times New Roman"/>
+          <w:sz w:val="24"/>
+          <w:szCs w:val="24"/>
+        </w:rPr>
+        <w:t xml:space="preserve">de </w:t>
+      </w:r>
+      <w:r>
+        <w:rPr>
+          <w:rFonts w:ascii="Times New Roman" w:eastAsia="Times New Roman" w:hAnsi="Times New Roman" w:cs="Times New Roman"/>
+          <w:sz w:val="24"/>
+          <w:szCs w:val="24"/>
+        </w:rPr>
+        <w:t>software.</w:t>
       </w:r>
     </w:p>
     <w:p>
@@ -2024,15 +2102,47 @@
           <w:sz w:val="24"/>
           <w:szCs w:val="24"/>
         </w:rPr>
-        <w:t>El presente proyecto tiene como finalidad el desarrollo de una aplicación web orientada a mejorar la organización y coordinación en el cuidado de las masco</w:t>
-      </w:r>
-      <w:r>
-        <w:rPr>
-          <w:rFonts w:ascii="Times New Roman" w:eastAsia="Times New Roman" w:hAnsi="Times New Roman" w:cs="Times New Roman"/>
-          <w:sz w:val="24"/>
-          <w:szCs w:val="24"/>
-        </w:rPr>
-        <w:t>tas dentro de un mismo hogar. A continuación, se presentan los principales objetivos que se pretenden alcanzar con la realización de este trabajo.</w:t>
+        <w:t xml:space="preserve">El presente proyecto tiene como </w:t>
+      </w:r>
+      <w:r>
+        <w:rPr>
+          <w:rFonts w:ascii="Times New Roman" w:eastAsia="Times New Roman" w:hAnsi="Times New Roman" w:cs="Times New Roman"/>
+          <w:sz w:val="24"/>
+          <w:szCs w:val="24"/>
+        </w:rPr>
+        <w:t>objetivo</w:t>
+      </w:r>
+      <w:r>
+        <w:rPr>
+          <w:rFonts w:ascii="Times New Roman" w:eastAsia="Times New Roman" w:hAnsi="Times New Roman" w:cs="Times New Roman"/>
+          <w:sz w:val="24"/>
+          <w:szCs w:val="24"/>
+        </w:rPr>
+        <w:t xml:space="preserve"> el desarrollo de una aplicación web orientada a mejorar la organización y coordinación en el cuidado de las masco</w:t>
+      </w:r>
+      <w:r>
+        <w:rPr>
+          <w:rFonts w:ascii="Times New Roman" w:eastAsia="Times New Roman" w:hAnsi="Times New Roman" w:cs="Times New Roman"/>
+          <w:sz w:val="24"/>
+          <w:szCs w:val="24"/>
+        </w:rPr>
+        <w:t xml:space="preserve">tas dentro de un mismo hogar. A continuación, se </w:t>
+      </w:r>
+      <w:r>
+        <w:rPr>
+          <w:rFonts w:ascii="Times New Roman" w:eastAsia="Times New Roman" w:hAnsi="Times New Roman" w:cs="Times New Roman"/>
+          <w:sz w:val="24"/>
+          <w:szCs w:val="24"/>
+        </w:rPr>
+        <w:t>detallan</w:t>
+      </w:r>
+      <w:r>
+        <w:rPr>
+          <w:rFonts w:ascii="Times New Roman" w:eastAsia="Times New Roman" w:hAnsi="Times New Roman" w:cs="Times New Roman"/>
+          <w:sz w:val="24"/>
+          <w:szCs w:val="24"/>
+        </w:rPr>
+        <w:t xml:space="preserve"> los principales objetivos que se pretenden alcanzar con la realización de este trabajo.</w:t>
       </w:r>
     </w:p>
     <w:p>
@@ -2156,7 +2266,39 @@
           <w:sz w:val="24"/>
           <w:szCs w:val="24"/>
         </w:rPr>
-        <w:t>El objetivo principal de este proyecto es el desarrollo de una aplicación web que permita gestionar de forma eficiente el cuidado de las mascotas mediante una herramienta accesible y fácil de utilizar por parte de los distintos cuidadores.</w:t>
+        <w:t>El objetivo principal de este proyecto es desarroll</w:t>
+      </w:r>
+      <w:r>
+        <w:rPr>
+          <w:rFonts w:ascii="Times New Roman" w:eastAsia="Times New Roman" w:hAnsi="Times New Roman" w:cs="Times New Roman"/>
+          <w:sz w:val="24"/>
+          <w:szCs w:val="24"/>
+        </w:rPr>
+        <w:t>ar</w:t>
+      </w:r>
+      <w:r>
+        <w:rPr>
+          <w:rFonts w:ascii="Times New Roman" w:eastAsia="Times New Roman" w:hAnsi="Times New Roman" w:cs="Times New Roman"/>
+          <w:sz w:val="24"/>
+          <w:szCs w:val="24"/>
+        </w:rPr>
+        <w:t xml:space="preserve"> una aplicación web que permita gestionar de </w:t>
+      </w:r>
+      <w:r>
+        <w:rPr>
+          <w:rFonts w:ascii="Times New Roman" w:eastAsia="Times New Roman" w:hAnsi="Times New Roman" w:cs="Times New Roman"/>
+          <w:sz w:val="24"/>
+          <w:szCs w:val="24"/>
+        </w:rPr>
+        <w:t>manera</w:t>
+      </w:r>
+      <w:r>
+        <w:rPr>
+          <w:rFonts w:ascii="Times New Roman" w:eastAsia="Times New Roman" w:hAnsi="Times New Roman" w:cs="Times New Roman"/>
+          <w:sz w:val="24"/>
+          <w:szCs w:val="24"/>
+        </w:rPr>
+        <w:t xml:space="preserve"> eficiente el cuidado de las mascotas mediante una herramienta accesible y fácil de utilizar por parte de los distintos cuidadores.</w:t>
       </w:r>
     </w:p>
     <w:p>
@@ -2366,7 +2508,23 @@
           <w:sz w:val="24"/>
           <w:szCs w:val="24"/>
         </w:rPr>
-        <w:t>Permitir el registro y la gestión de mascotas, incluyendo información relevante sobre cada una de elllas.</w:t>
+        <w:t xml:space="preserve">Permitir el registro y la gestión de mascotas, incluyendo información relevante sobre cada una de </w:t>
+      </w:r>
+      <w:r>
+        <w:rPr>
+          <w:rFonts w:ascii="Times New Roman" w:eastAsia="Times New Roman" w:hAnsi="Times New Roman" w:cs="Times New Roman"/>
+          <w:sz w:val="24"/>
+          <w:szCs w:val="24"/>
+        </w:rPr>
+        <w:t>ellas</w:t>
+      </w:r>
+      <w:r>
+        <w:rPr>
+          <w:rFonts w:ascii="Times New Roman" w:eastAsia="Times New Roman" w:hAnsi="Times New Roman" w:cs="Times New Roman"/>
+          <w:sz w:val="24"/>
+          <w:szCs w:val="24"/>
+        </w:rPr>
+        <w:t>.</w:t>
       </w:r>
     </w:p>
     <w:p>
@@ -2396,7 +2554,6 @@
           <w:sz w:val="24"/>
           <w:szCs w:val="24"/>
         </w:rPr>
-        <w:lastRenderedPageBreak/>
         <w:t>Desarrollar un sistema que permita registrar y gestionar tratamientos médicos de las mascotas, incluyendo horarios y seguimiento de la administración de medicación.</w:t>
       </w:r>
     </w:p>
@@ -2457,6 +2614,7 @@
           <w:sz w:val="24"/>
           <w:szCs w:val="24"/>
         </w:rPr>
+        <w:lastRenderedPageBreak/>
         <w:t>Permitir la participación de varios usuarios en el cuidado de una misma mascota, facilitando la coordinación entre los distintos cuidadores.</w:t>
       </w:r>
     </w:p>
@@ -2679,7 +2837,25 @@
           <w:sz w:val="24"/>
           <w:szCs w:val="24"/>
         </w:rPr>
-        <w:t>El tercer apartado del capítulo 1 debe contener los objetivos del proyecto, una descripción detallada de qué es lo que se quiere conseguir, pudiéndose dividir en subapartados (si el alumno lo ve oportuno) para distinguir entre “Objetivos principales”, “Objetivos secundarios” e incluso “Objetivos personales”, estos último serían los objetivos que persigue el propio alumno, más allá de que la aplicación final sea útil y funcional, como por ejemplo, aprender una nuevo lenguaje, tecnología o método de desarrollo y/o trabajo, aplicar los conocimientos adquiridos en la carrera, llegar a desarrollar un producto al que poder sacar un rendimiento, etc…</w:t>
+        <w:t xml:space="preserve">El tercer apartado del capítulo 1 debe contener los objetivos del proyecto, una descripción detallada de qué es lo que se quiere conseguir, pudiéndose dividir en subapartados (si el alumno lo ve oportuno) para distinguir entre “Objetivos principales”, “Objetivos secundarios” e incluso “Objetivos personales”, estos último serían los objetivos que persigue el propio alumno, más allá de que la aplicación final sea útil y funcional, como por ejemplo, aprender una nuevo lenguaje, tecnología o método de desarrollo y/o trabajo, aplicar los conocimientos adquiridos en la carrera, llegar a desarrollar un producto al que poder sacar un rendimiento, </w:t>
+      </w:r>
+      <w:proofErr w:type="spellStart"/>
+      <w:r>
+        <w:rPr>
+          <w:rFonts w:ascii="Times New Roman" w:eastAsia="Times New Roman" w:hAnsi="Times New Roman" w:cs="Times New Roman"/>
+          <w:sz w:val="24"/>
+          <w:szCs w:val="24"/>
+        </w:rPr>
+        <w:t>etc</w:t>
+      </w:r>
+      <w:proofErr w:type="spellEnd"/>
+      <w:r>
+        <w:rPr>
+          <w:rFonts w:ascii="Times New Roman" w:eastAsia="Times New Roman" w:hAnsi="Times New Roman" w:cs="Times New Roman"/>
+          <w:sz w:val="24"/>
+          <w:szCs w:val="24"/>
+        </w:rPr>
+        <w:t>…</w:t>
       </w:r>
     </w:p>
     <w:p>
@@ -2871,49 +3047,49 @@
           <w:sz w:val="24"/>
           <w:szCs w:val="24"/>
         </w:rPr>
+        <w:t>Asimismo, el desarrollo se centra en la creación de una aplicación web accesible desde distintos dispositivos mediante un navegador, por lo que no se contempla el desarrollo de aplicaciones móviles nativas para plataformas como Android o iOS.</w:t>
+      </w:r>
+    </w:p>
+    <w:p>
+      <w:pPr>
+        <w:pBdr>
+          <w:top w:val="nil"/>
+          <w:left w:val="nil"/>
+          <w:bottom w:val="nil"/>
+          <w:right w:val="nil"/>
+          <w:between w:val="nil"/>
+        </w:pBdr>
+        <w:jc w:val="both"/>
+        <w:rPr>
+          <w:rFonts w:ascii="Times New Roman" w:eastAsia="Times New Roman" w:hAnsi="Times New Roman" w:cs="Times New Roman"/>
+          <w:sz w:val="24"/>
+          <w:szCs w:val="24"/>
+        </w:rPr>
+      </w:pPr>
+    </w:p>
+    <w:p>
+      <w:pPr>
+        <w:pBdr>
+          <w:top w:val="nil"/>
+          <w:left w:val="nil"/>
+          <w:bottom w:val="nil"/>
+          <w:right w:val="nil"/>
+          <w:between w:val="nil"/>
+        </w:pBdr>
+        <w:jc w:val="both"/>
+        <w:rPr>
+          <w:rFonts w:ascii="Times New Roman" w:eastAsia="Times New Roman" w:hAnsi="Times New Roman" w:cs="Times New Roman"/>
+          <w:sz w:val="24"/>
+          <w:szCs w:val="24"/>
+        </w:rPr>
+      </w:pPr>
+      <w:r>
+        <w:rPr>
+          <w:rFonts w:ascii="Times New Roman" w:eastAsia="Times New Roman" w:hAnsi="Times New Roman" w:cs="Times New Roman"/>
+          <w:sz w:val="24"/>
+          <w:szCs w:val="24"/>
+        </w:rPr>
         <w:lastRenderedPageBreak/>
-        <w:t>Asimismo, el desarrollo se centra en la creación de una aplicación web accesible desde distintos dispositivos mediante un navegador, por lo que no se contempla el desarrollo de aplicaciones móviles nativas para plataformas como Android o iOS.</w:t>
-      </w:r>
-    </w:p>
-    <w:p>
-      <w:pPr>
-        <w:pBdr>
-          <w:top w:val="nil"/>
-          <w:left w:val="nil"/>
-          <w:bottom w:val="nil"/>
-          <w:right w:val="nil"/>
-          <w:between w:val="nil"/>
-        </w:pBdr>
-        <w:jc w:val="both"/>
-        <w:rPr>
-          <w:rFonts w:ascii="Times New Roman" w:eastAsia="Times New Roman" w:hAnsi="Times New Roman" w:cs="Times New Roman"/>
-          <w:sz w:val="24"/>
-          <w:szCs w:val="24"/>
-        </w:rPr>
-      </w:pPr>
-    </w:p>
-    <w:p>
-      <w:pPr>
-        <w:pBdr>
-          <w:top w:val="nil"/>
-          <w:left w:val="nil"/>
-          <w:bottom w:val="nil"/>
-          <w:right w:val="nil"/>
-          <w:between w:val="nil"/>
-        </w:pBdr>
-        <w:jc w:val="both"/>
-        <w:rPr>
-          <w:rFonts w:ascii="Times New Roman" w:eastAsia="Times New Roman" w:hAnsi="Times New Roman" w:cs="Times New Roman"/>
-          <w:sz w:val="24"/>
-          <w:szCs w:val="24"/>
-        </w:rPr>
-      </w:pPr>
-      <w:r>
-        <w:rPr>
-          <w:rFonts w:ascii="Times New Roman" w:eastAsia="Times New Roman" w:hAnsi="Times New Roman" w:cs="Times New Roman"/>
-          <w:sz w:val="24"/>
-          <w:szCs w:val="24"/>
-        </w:rPr>
         <w:t>Por otro lado, el proyecto se limita a la implementación de las funcionalidades principales relacionadas con la gestión del cuidado de las mascotas, como el registro de información sobre los animales, la gestión de medicación y otras actividades relacionadas con su cuidado. Funcionalidades más avanzadas, como la integración con servicios externos o el uso de sistemas de notificaciones más complejos, quedan fuera del alcance del presente trabajo y podrían considerarse posibles mejoras en futuras versiones de la aplicación.</w:t>
       </w:r>
     </w:p>

--- a/docs/Capítulo 1 - Introducción (y objetivos).docx
+++ b/docs/Capítulo 1 - Introducción (y objetivos).docx
@@ -247,80 +247,86 @@
           <w:sz w:val="24"/>
           <w:szCs w:val="24"/>
         </w:rPr>
-        <w:t xml:space="preserve">En los últimos años, la tenencia de animales de compañía ha experimentado un crecimiento sostenido en España y en el conjunto de Europa. Según datos </w:t>
-      </w:r>
-      <w:r>
-        <w:rPr>
-          <w:rFonts w:ascii="Times New Roman" w:eastAsia="Times New Roman" w:hAnsi="Times New Roman" w:cs="Times New Roman"/>
-          <w:sz w:val="24"/>
-          <w:szCs w:val="24"/>
-        </w:rPr>
-        <w:t>de la Federación Europea de Alimentos para Animales de Compañía</w:t>
-      </w:r>
-      <w:r>
-        <w:rPr>
-          <w:rFonts w:ascii="Times New Roman" w:eastAsia="Times New Roman" w:hAnsi="Times New Roman" w:cs="Times New Roman"/>
-          <w:sz w:val="24"/>
-          <w:szCs w:val="24"/>
-        </w:rPr>
-        <w:t xml:space="preserve">, </w:t>
-      </w:r>
-      <w:r>
-        <w:rPr>
-          <w:rFonts w:ascii="Times New Roman" w:eastAsia="Times New Roman" w:hAnsi="Times New Roman" w:cs="Times New Roman"/>
-          <w:sz w:val="24"/>
-          <w:szCs w:val="24"/>
-        </w:rPr>
-        <w:t>aproximadamente</w:t>
-      </w:r>
-      <w:r>
-        <w:rPr>
-          <w:rFonts w:ascii="Times New Roman" w:eastAsia="Times New Roman" w:hAnsi="Times New Roman" w:cs="Times New Roman"/>
-          <w:sz w:val="24"/>
-          <w:szCs w:val="24"/>
-        </w:rPr>
-        <w:t xml:space="preserve"> la mitad de los hogares españoles conviven con al menos una mascota, siendo los perros y los gatos las especies más frecuentes. Esta tendencia refleja un cambio cultural en el que los animales domésticos han pasado a ser considerados miembros plenos del núcleo familiar, lo que ha incrementado las exigencias en torno a su cuidado y bienestar.</w:t>
-      </w:r>
-    </w:p>
-    <w:p>
-      <w:pPr>
-        <w:pBdr>
-          <w:top w:val="nil"/>
-          <w:left w:val="nil"/>
-          <w:bottom w:val="nil"/>
-          <w:right w:val="nil"/>
-          <w:between w:val="nil"/>
-        </w:pBdr>
-        <w:jc w:val="both"/>
-        <w:rPr>
-          <w:rFonts w:ascii="Times New Roman" w:eastAsia="Times New Roman" w:hAnsi="Times New Roman" w:cs="Times New Roman"/>
-          <w:sz w:val="24"/>
-          <w:szCs w:val="24"/>
-        </w:rPr>
-      </w:pPr>
-    </w:p>
-    <w:p>
-      <w:pPr>
-        <w:pBdr>
-          <w:top w:val="nil"/>
-          <w:left w:val="nil"/>
-          <w:bottom w:val="nil"/>
-          <w:right w:val="nil"/>
-          <w:between w:val="nil"/>
-        </w:pBdr>
-        <w:jc w:val="both"/>
-        <w:rPr>
-          <w:rFonts w:ascii="Times New Roman" w:eastAsia="Times New Roman" w:hAnsi="Times New Roman" w:cs="Times New Roman"/>
-          <w:sz w:val="24"/>
-          <w:szCs w:val="24"/>
-        </w:rPr>
-      </w:pPr>
-      <w:r>
-        <w:rPr>
-          <w:rFonts w:ascii="Times New Roman" w:eastAsia="Times New Roman" w:hAnsi="Times New Roman" w:cs="Times New Roman"/>
-          <w:sz w:val="24"/>
-          <w:szCs w:val="24"/>
-        </w:rPr>
+        <w:t>En los últimos años, la tenencia de animales de compañía ha experimentado un crecimiento sostenido en España y en el conjunto de Europa.</w:t>
+      </w:r>
+      <w:r>
+        <w:t xml:space="preserve"> </w:t>
+      </w:r>
+      <w:r>
+        <w:rPr>
+          <w:rFonts w:ascii="Times New Roman" w:eastAsia="Times New Roman" w:hAnsi="Times New Roman" w:cs="Times New Roman"/>
+          <w:sz w:val="24"/>
+          <w:szCs w:val="24"/>
+        </w:rPr>
+        <w:t xml:space="preserve">Según el informe </w:t>
+      </w:r>
+      <w:proofErr w:type="spellStart"/>
+      <w:r>
+        <w:rPr>
+          <w:rFonts w:ascii="Times New Roman" w:eastAsia="Times New Roman" w:hAnsi="Times New Roman" w:cs="Times New Roman"/>
+          <w:sz w:val="24"/>
+          <w:szCs w:val="24"/>
+        </w:rPr>
+        <w:t>Facts</w:t>
+      </w:r>
+      <w:proofErr w:type="spellEnd"/>
+      <w:r>
+        <w:rPr>
+          <w:rFonts w:ascii="Times New Roman" w:eastAsia="Times New Roman" w:hAnsi="Times New Roman" w:cs="Times New Roman"/>
+          <w:sz w:val="24"/>
+          <w:szCs w:val="24"/>
+        </w:rPr>
+        <w:t xml:space="preserve"> &amp; Figures 2025 de FEDIAF (Federación Europea de la Industria de Alimentos para Animales de Compañía), la población total de mascotas en España alcanza los 24,2 millones de ejemplares, con datos de 2023. El mismo informe revela que un 27% de los hogares españoles convive con al menos un perro y un 17% con al menos un gato, lo que sitúa a España entre los países europeos con mayor presencia de animales de compañía</w:t>
+      </w:r>
+      <w:r>
+        <w:rPr>
+          <w:rFonts w:ascii="Times New Roman" w:eastAsia="Times New Roman" w:hAnsi="Times New Roman" w:cs="Times New Roman"/>
+          <w:sz w:val="24"/>
+          <w:szCs w:val="24"/>
+        </w:rPr>
+        <w:t>. Esta tendencia refleja un cambio cultural en el que los animales domésticos han pasado a ser considerados miembros plenos del núcleo familiar, lo que ha incrementado las exigencias en torno a su cuidado y bienestar.</w:t>
+      </w:r>
+    </w:p>
+    <w:p>
+      <w:pPr>
+        <w:pBdr>
+          <w:top w:val="nil"/>
+          <w:left w:val="nil"/>
+          <w:bottom w:val="nil"/>
+          <w:right w:val="nil"/>
+          <w:between w:val="nil"/>
+        </w:pBdr>
+        <w:jc w:val="both"/>
+        <w:rPr>
+          <w:rFonts w:ascii="Times New Roman" w:eastAsia="Times New Roman" w:hAnsi="Times New Roman" w:cs="Times New Roman"/>
+          <w:sz w:val="24"/>
+          <w:szCs w:val="24"/>
+        </w:rPr>
+      </w:pPr>
+    </w:p>
+    <w:p>
+      <w:pPr>
+        <w:pBdr>
+          <w:top w:val="nil"/>
+          <w:left w:val="nil"/>
+          <w:bottom w:val="nil"/>
+          <w:right w:val="nil"/>
+          <w:between w:val="nil"/>
+        </w:pBdr>
+        <w:jc w:val="both"/>
+        <w:rPr>
+          <w:rFonts w:ascii="Times New Roman" w:eastAsia="Times New Roman" w:hAnsi="Times New Roman" w:cs="Times New Roman"/>
+          <w:sz w:val="24"/>
+          <w:szCs w:val="24"/>
+        </w:rPr>
+      </w:pPr>
+      <w:r>
+        <w:rPr>
+          <w:rFonts w:ascii="Times New Roman" w:eastAsia="Times New Roman" w:hAnsi="Times New Roman" w:cs="Times New Roman"/>
+          <w:sz w:val="24"/>
+          <w:szCs w:val="24"/>
+        </w:rPr>
+        <w:lastRenderedPageBreak/>
         <w:t xml:space="preserve">Paralelamente, </w:t>
       </w:r>
       <w:r>
@@ -345,16 +351,7 @@
           <w:sz w:val="24"/>
           <w:szCs w:val="24"/>
         </w:rPr>
-        <w:t xml:space="preserve">Este cuidado implica la realización de </w:t>
-      </w:r>
-      <w:r>
-        <w:rPr>
-          <w:rFonts w:ascii="Times New Roman" w:eastAsia="Times New Roman" w:hAnsi="Times New Roman" w:cs="Times New Roman"/>
-          <w:sz w:val="24"/>
-          <w:szCs w:val="24"/>
-        </w:rPr>
-        <w:lastRenderedPageBreak/>
-        <w:t>diversas tareas periódicas, como la alimentación, los paseos, el control veterinario y, en algunos casos, la administración de tratamientos médicos</w:t>
+        <w:t>Este cuidado implica la realización de diversas tareas periódicas, como la alimentación, los paseos, el control veterinario y, en algunos casos, la administración de tratamientos médicos</w:t>
       </w:r>
       <w:r>
         <w:rPr>
@@ -804,7 +801,6 @@
           <w:sz w:val="24"/>
           <w:szCs w:val="24"/>
         </w:rPr>
-        <w:lastRenderedPageBreak/>
         <w:t>Las herramientas existentes no han sido diseñadas para dar respuesta a esta necesidad de forma integral. Una aplicación de mensajería puede servir para comunicar una acción puntual, pero no permite llevar un historial estructurado ni ofrece mecanismos de confirmación vinculantes. Las agendas en papel, por su parte, no son accesibles de forma simultánea por múltiples usuarios desde distintos dispositivos.</w:t>
       </w:r>
     </w:p>
@@ -1261,6 +1257,7 @@
           <w:sz w:val="28"/>
           <w:szCs w:val="28"/>
         </w:rPr>
+        <w:lastRenderedPageBreak/>
         <w:t>1.2.3.-</w:t>
       </w:r>
       <w:r>
@@ -1899,6 +1896,7 @@
           <w:sz w:val="24"/>
           <w:szCs w:val="24"/>
         </w:rPr>
+        <w:lastRenderedPageBreak/>
         <w:t>Implementar un sistema de registro y autenticación de usuarios</w:t>
       </w:r>
       <w:r>
@@ -1945,7 +1943,6 @@
           <w:sz w:val="24"/>
           <w:szCs w:val="24"/>
         </w:rPr>
-        <w:lastRenderedPageBreak/>
         <w:t>Desarrollar un módulo de gestión de mascotas que permita registrar, editar y eliminar fichas de animales con su información básica</w:t>
       </w:r>
       <w:r>
@@ -2536,6 +2533,7 @@
           <w:sz w:val="24"/>
           <w:szCs w:val="24"/>
         </w:rPr>
+        <w:lastRenderedPageBreak/>
         <w:t>Desarrollar la capacidad de abordar de forma autónoma el ciclo completo de un proyecto de software, desde la toma de requisitos hasta la implementación, las pruebas y la documentación.</w:t>
       </w:r>
     </w:p>
@@ -2583,7 +2581,6 @@
           <w:sz w:val="24"/>
           <w:szCs w:val="24"/>
         </w:rPr>
-        <w:lastRenderedPageBreak/>
         <w:t>Obtener experiencia en el despliegue de aplicaciones web en entornos reales, incluyendo la configuración de la infraestructura necesaria.</w:t>
       </w:r>
     </w:p>
